--- a/KURIKULUM2026_REVISI/DOCX/041_LAMPIRAN_BARU_BUKU_KPT.docx
+++ b/KURIKULUM2026_REVISI/DOCX/041_LAMPIRAN_BARU_BUKU_KPT.docx
@@ -154,9 +154,9 @@
         </w:tblBorders>
       </w:tblPr>
       <w:tblGrid>
-        <w:gridCol w:w="3010"/>
-        <w:gridCol w:w="3010"/>
-        <w:gridCol w:w="3010"/>
+        <w:gridCol w:w="4987"/>
+        <w:gridCol w:w="4987"/>
+        <w:gridCol w:w="4987"/>
       </w:tblGrid>
       <w:tr>
         <w:trPr>
@@ -166,7 +166,7 @@
         </w:trPr>
         <w:tc>
           <w:tcPr>
-            <w:tcW w:type="dxa" w:w="3010"/>
+            <w:tcW w:type="dxa" w:w="4987"/>
             <w:vAlign w:val="center"/>
             <w:shd w:fill="1F3864"/>
             <w:tcMar>
@@ -194,7 +194,7 @@
         </w:tc>
         <w:tc>
           <w:tcPr>
-            <w:tcW w:type="dxa" w:w="3010"/>
+            <w:tcW w:type="dxa" w:w="4987"/>
             <w:vAlign w:val="center"/>
             <w:shd w:fill="1F3864"/>
             <w:tcMar>
@@ -222,7 +222,7 @@
         </w:tc>
         <w:tc>
           <w:tcPr>
-            <w:tcW w:type="dxa" w:w="3010"/>
+            <w:tcW w:type="dxa" w:w="4987"/>
             <w:vAlign w:val="center"/>
             <w:shd w:fill="1F3864"/>
             <w:tcMar>
@@ -255,14 +255,14 @@
         </w:trPr>
         <w:tc>
           <w:tcPr>
-            <w:tcW w:type="dxa" w:w="3010"/>
+            <w:tcW w:type="dxa" w:w="4987"/>
             <w:vAlign w:val="center"/>
             <w:shd w:fill="FFFFFF"/>
             <w:tcMar>
-              <w:top w:w="80" w:type="dxa"/>
-              <w:bottom w:w="80" w:type="dxa"/>
-              <w:left w:w="100" w:type="dxa"/>
-              <w:right w:w="100" w:type="dxa"/>
+              <w:top w:w="70" w:type="dxa"/>
+              <w:bottom w:w="70" w:type="dxa"/>
+              <w:left w:w="90" w:type="dxa"/>
+              <w:right w:w="90" w:type="dxa"/>
             </w:tcMar>
           </w:tcPr>
           <w:p>
@@ -282,14 +282,14 @@
         </w:tc>
         <w:tc>
           <w:tcPr>
-            <w:tcW w:type="dxa" w:w="3010"/>
+            <w:tcW w:type="dxa" w:w="4987"/>
             <w:vAlign w:val="center"/>
             <w:shd w:fill="FFFFFF"/>
             <w:tcMar>
-              <w:top w:w="80" w:type="dxa"/>
-              <w:bottom w:w="80" w:type="dxa"/>
-              <w:left w:w="100" w:type="dxa"/>
-              <w:right w:w="100" w:type="dxa"/>
+              <w:top w:w="70" w:type="dxa"/>
+              <w:bottom w:w="70" w:type="dxa"/>
+              <w:left w:w="90" w:type="dxa"/>
+              <w:right w:w="90" w:type="dxa"/>
             </w:tcMar>
           </w:tcPr>
           <w:p>
@@ -309,14 +309,14 @@
         </w:tc>
         <w:tc>
           <w:tcPr>
-            <w:tcW w:type="dxa" w:w="3010"/>
+            <w:tcW w:type="dxa" w:w="4987"/>
             <w:vAlign w:val="center"/>
             <w:shd w:fill="FFFFFF"/>
             <w:tcMar>
-              <w:top w:w="80" w:type="dxa"/>
-              <w:bottom w:w="80" w:type="dxa"/>
-              <w:left w:w="100" w:type="dxa"/>
-              <w:right w:w="100" w:type="dxa"/>
+              <w:top w:w="70" w:type="dxa"/>
+              <w:bottom w:w="70" w:type="dxa"/>
+              <w:left w:w="90" w:type="dxa"/>
+              <w:right w:w="90" w:type="dxa"/>
             </w:tcMar>
           </w:tcPr>
           <w:p>
@@ -341,14 +341,14 @@
         </w:trPr>
         <w:tc>
           <w:tcPr>
-            <w:tcW w:type="dxa" w:w="3010"/>
+            <w:tcW w:type="dxa" w:w="4987"/>
             <w:vAlign w:val="center"/>
             <w:shd w:fill="F2F5F9"/>
             <w:tcMar>
-              <w:top w:w="80" w:type="dxa"/>
-              <w:bottom w:w="80" w:type="dxa"/>
-              <w:left w:w="100" w:type="dxa"/>
-              <w:right w:w="100" w:type="dxa"/>
+              <w:top w:w="70" w:type="dxa"/>
+              <w:bottom w:w="70" w:type="dxa"/>
+              <w:left w:w="90" w:type="dxa"/>
+              <w:right w:w="90" w:type="dxa"/>
             </w:tcMar>
           </w:tcPr>
           <w:p>
@@ -368,14 +368,14 @@
         </w:tc>
         <w:tc>
           <w:tcPr>
-            <w:tcW w:type="dxa" w:w="3010"/>
+            <w:tcW w:type="dxa" w:w="4987"/>
             <w:vAlign w:val="center"/>
             <w:shd w:fill="F2F5F9"/>
             <w:tcMar>
-              <w:top w:w="80" w:type="dxa"/>
-              <w:bottom w:w="80" w:type="dxa"/>
-              <w:left w:w="100" w:type="dxa"/>
-              <w:right w:w="100" w:type="dxa"/>
+              <w:top w:w="70" w:type="dxa"/>
+              <w:bottom w:w="70" w:type="dxa"/>
+              <w:left w:w="90" w:type="dxa"/>
+              <w:right w:w="90" w:type="dxa"/>
             </w:tcMar>
           </w:tcPr>
           <w:p>
@@ -395,14 +395,14 @@
         </w:tc>
         <w:tc>
           <w:tcPr>
-            <w:tcW w:type="dxa" w:w="3010"/>
+            <w:tcW w:type="dxa" w:w="4987"/>
             <w:vAlign w:val="center"/>
             <w:shd w:fill="F2F5F9"/>
             <w:tcMar>
-              <w:top w:w="80" w:type="dxa"/>
-              <w:bottom w:w="80" w:type="dxa"/>
-              <w:left w:w="100" w:type="dxa"/>
-              <w:right w:w="100" w:type="dxa"/>
+              <w:top w:w="70" w:type="dxa"/>
+              <w:bottom w:w="70" w:type="dxa"/>
+              <w:left w:w="90" w:type="dxa"/>
+              <w:right w:w="90" w:type="dxa"/>
             </w:tcMar>
           </w:tcPr>
           <w:p>
@@ -427,14 +427,14 @@
         </w:trPr>
         <w:tc>
           <w:tcPr>
-            <w:tcW w:type="dxa" w:w="3010"/>
+            <w:tcW w:type="dxa" w:w="4987"/>
             <w:vAlign w:val="center"/>
             <w:shd w:fill="FFFFFF"/>
             <w:tcMar>
-              <w:top w:w="80" w:type="dxa"/>
-              <w:bottom w:w="80" w:type="dxa"/>
-              <w:left w:w="100" w:type="dxa"/>
-              <w:right w:w="100" w:type="dxa"/>
+              <w:top w:w="70" w:type="dxa"/>
+              <w:bottom w:w="70" w:type="dxa"/>
+              <w:left w:w="90" w:type="dxa"/>
+              <w:right w:w="90" w:type="dxa"/>
             </w:tcMar>
           </w:tcPr>
           <w:p>
@@ -454,14 +454,14 @@
         </w:tc>
         <w:tc>
           <w:tcPr>
-            <w:tcW w:type="dxa" w:w="3010"/>
+            <w:tcW w:type="dxa" w:w="4987"/>
             <w:vAlign w:val="center"/>
             <w:shd w:fill="FFFFFF"/>
             <w:tcMar>
-              <w:top w:w="80" w:type="dxa"/>
-              <w:bottom w:w="80" w:type="dxa"/>
-              <w:left w:w="100" w:type="dxa"/>
-              <w:right w:w="100" w:type="dxa"/>
+              <w:top w:w="70" w:type="dxa"/>
+              <w:bottom w:w="70" w:type="dxa"/>
+              <w:left w:w="90" w:type="dxa"/>
+              <w:right w:w="90" w:type="dxa"/>
             </w:tcMar>
           </w:tcPr>
           <w:p>
@@ -481,14 +481,14 @@
         </w:tc>
         <w:tc>
           <w:tcPr>
-            <w:tcW w:type="dxa" w:w="3010"/>
+            <w:tcW w:type="dxa" w:w="4987"/>
             <w:vAlign w:val="center"/>
             <w:shd w:fill="FFFFFF"/>
             <w:tcMar>
-              <w:top w:w="80" w:type="dxa"/>
-              <w:bottom w:w="80" w:type="dxa"/>
-              <w:left w:w="100" w:type="dxa"/>
-              <w:right w:w="100" w:type="dxa"/>
+              <w:top w:w="70" w:type="dxa"/>
+              <w:bottom w:w="70" w:type="dxa"/>
+              <w:left w:w="90" w:type="dxa"/>
+              <w:right w:w="90" w:type="dxa"/>
             </w:tcMar>
           </w:tcPr>
           <w:p>
@@ -513,14 +513,14 @@
         </w:trPr>
         <w:tc>
           <w:tcPr>
-            <w:tcW w:type="dxa" w:w="3010"/>
+            <w:tcW w:type="dxa" w:w="4987"/>
             <w:vAlign w:val="center"/>
             <w:shd w:fill="F2F5F9"/>
             <w:tcMar>
-              <w:top w:w="80" w:type="dxa"/>
-              <w:bottom w:w="80" w:type="dxa"/>
-              <w:left w:w="100" w:type="dxa"/>
-              <w:right w:w="100" w:type="dxa"/>
+              <w:top w:w="70" w:type="dxa"/>
+              <w:bottom w:w="70" w:type="dxa"/>
+              <w:left w:w="90" w:type="dxa"/>
+              <w:right w:w="90" w:type="dxa"/>
             </w:tcMar>
           </w:tcPr>
           <w:p>
@@ -540,14 +540,14 @@
         </w:tc>
         <w:tc>
           <w:tcPr>
-            <w:tcW w:type="dxa" w:w="3010"/>
+            <w:tcW w:type="dxa" w:w="4987"/>
             <w:vAlign w:val="center"/>
             <w:shd w:fill="F2F5F9"/>
             <w:tcMar>
-              <w:top w:w="80" w:type="dxa"/>
-              <w:bottom w:w="80" w:type="dxa"/>
-              <w:left w:w="100" w:type="dxa"/>
-              <w:right w:w="100" w:type="dxa"/>
+              <w:top w:w="70" w:type="dxa"/>
+              <w:bottom w:w="70" w:type="dxa"/>
+              <w:left w:w="90" w:type="dxa"/>
+              <w:right w:w="90" w:type="dxa"/>
             </w:tcMar>
           </w:tcPr>
           <w:p>
@@ -567,14 +567,14 @@
         </w:tc>
         <w:tc>
           <w:tcPr>
-            <w:tcW w:type="dxa" w:w="3010"/>
+            <w:tcW w:type="dxa" w:w="4987"/>
             <w:vAlign w:val="center"/>
             <w:shd w:fill="F2F5F9"/>
             <w:tcMar>
-              <w:top w:w="80" w:type="dxa"/>
-              <w:bottom w:w="80" w:type="dxa"/>
-              <w:left w:w="100" w:type="dxa"/>
-              <w:right w:w="100" w:type="dxa"/>
+              <w:top w:w="70" w:type="dxa"/>
+              <w:bottom w:w="70" w:type="dxa"/>
+              <w:left w:w="90" w:type="dxa"/>
+              <w:right w:w="90" w:type="dxa"/>
             </w:tcMar>
           </w:tcPr>
           <w:p>
@@ -596,7 +596,7 @@
     </w:tbl>
     <w:p>
       <w:pPr>
-        <w:spacing w:after="120"/>
+        <w:spacing w:after="100"/>
       </w:pPr>
     </w:p>
     <w:p>
@@ -606,9 +606,9 @@
       <w:r>
         <w:rPr>
           <w:color w:val="C8D2E1"/>
-          <w:sz w:val="16"/>
+          <w:sz w:val="14"/>
         </w:rPr>
-        <w:t>_________________________________________________________________________________</w:t>
+        <w:t>————————————————————————————————————————————————————————————————————————————————————————————————————————————————————————</w:t>
       </w:r>
     </w:p>
     <w:p>
@@ -634,17 +634,17 @@
         <w:tblLook w:firstColumn="1" w:firstRow="1" w:lastColumn="0" w:lastRow="0" w:noHBand="0" w:noVBand="1" w:val="04A0"/>
       </w:tblPr>
       <w:tblGrid>
-        <w:gridCol w:w="9029"/>
+        <w:gridCol w:w="14962"/>
       </w:tblGrid>
       <w:tr>
         <w:tc>
           <w:tcPr>
-            <w:tcW w:type="dxa" w:w="9360"/>
+            <w:tcW w:type="dxa" w:w="14112"/>
             <w:shd w:fill="EEF4FB"/>
             <w:tcMar>
               <w:top w:w="120" w:type="dxa"/>
               <w:bottom w:w="120" w:type="dxa"/>
-              <w:left w:w="200" w:type="dxa"/>
+              <w:left w:w="180" w:type="dxa"/>
               <w:right w:w="150" w:type="dxa"/>
             </w:tcMar>
             <w:tcBorders>
@@ -662,48 +662,12 @@
               <w:rPr>
                 <w:rFonts w:ascii="Calibri" w:hAnsi="Calibri"/>
                 <w:i/>
-                <w:color w:val="1F3864"/>
-                <w:sz w:val="20"/>
+                <w:color w:val="262626"/>
+                <w:sz w:val="19"/>
               </w:rPr>
               <w:t>Disusun dari: Dok 005 (struktur 8 semester), Dok 011 (organisasi MK per semester), Dok 012 (5 jalur pilar &amp; tree prasyarat).</w:t>
             </w:r>
           </w:p>
-        </w:tc>
-      </w:tr>
-    </w:tbl>
-    <w:p>
-      <w:pPr>
-        <w:spacing w:after="80"/>
-      </w:pPr>
-    </w:p>
-    <w:tbl>
-      <w:tblPr>
-        <w:tblW w:type="auto" w:w="0"/>
-        <w:jc w:val="center"/>
-        <w:tblLayout w:type="fixed"/>
-        <w:tblLook w:firstColumn="1" w:firstRow="1" w:lastColumn="0" w:lastRow="0" w:noHBand="0" w:noVBand="1" w:val="04A0"/>
-      </w:tblPr>
-      <w:tblGrid>
-        <w:gridCol w:w="9029"/>
-      </w:tblGrid>
-      <w:tr>
-        <w:tc>
-          <w:tcPr>
-            <w:tcW w:type="dxa" w:w="9360"/>
-            <w:shd w:fill="EEF4FB"/>
-            <w:tcMar>
-              <w:top w:w="120" w:type="dxa"/>
-              <w:bottom w:w="120" w:type="dxa"/>
-              <w:left w:w="200" w:type="dxa"/>
-              <w:right w:w="150" w:type="dxa"/>
-            </w:tcMar>
-            <w:tcBorders>
-              <w:left w:val="single" w:sz="24" w:space="0" w:color="2E75B6"/>
-              <w:top w:val="none"/>
-              <w:bottom w:val="none"/>
-              <w:right w:val="none"/>
-            </w:tcBorders>
-          </w:tcPr>
           <w:p>
             <w:pPr>
               <w:spacing w:before="40" w:after="40" w:line="276" w:lineRule="auto"/>
@@ -712,8 +676,8 @@
               <w:rPr>
                 <w:rFonts w:ascii="Calibri" w:hAnsi="Calibri"/>
                 <w:i/>
-                <w:color w:val="1F3864"/>
-                <w:sz w:val="20"/>
+                <w:color w:val="262626"/>
+                <w:sz w:val="19"/>
               </w:rPr>
               <w:t>Peta kurikulum menggambarkan alur mata kuliah antar semester beserta prasyarat dan pengelompokan 5 pilar keilmuan.</w:t>
             </w:r>
@@ -757,9 +721,9 @@
         </w:tblBorders>
       </w:tblPr>
       <w:tblGrid>
-        <w:gridCol w:w="3010"/>
-        <w:gridCol w:w="3010"/>
-        <w:gridCol w:w="3010"/>
+        <w:gridCol w:w="4987"/>
+        <w:gridCol w:w="4987"/>
+        <w:gridCol w:w="4987"/>
       </w:tblGrid>
       <w:tr>
         <w:trPr>
@@ -769,7 +733,7 @@
         </w:trPr>
         <w:tc>
           <w:tcPr>
-            <w:tcW w:type="dxa" w:w="3010"/>
+            <w:tcW w:type="dxa" w:w="4987"/>
             <w:vAlign w:val="center"/>
             <w:shd w:fill="1F3864"/>
             <w:tcMar>
@@ -797,7 +761,7 @@
         </w:tc>
         <w:tc>
           <w:tcPr>
-            <w:tcW w:type="dxa" w:w="3010"/>
+            <w:tcW w:type="dxa" w:w="4987"/>
             <w:vAlign w:val="center"/>
             <w:shd w:fill="1F3864"/>
             <w:tcMar>
@@ -825,7 +789,7 @@
         </w:tc>
         <w:tc>
           <w:tcPr>
-            <w:tcW w:type="dxa" w:w="3010"/>
+            <w:tcW w:type="dxa" w:w="4987"/>
             <w:vAlign w:val="center"/>
             <w:shd w:fill="1F3864"/>
             <w:tcMar>
@@ -858,14 +822,14 @@
         </w:trPr>
         <w:tc>
           <w:tcPr>
-            <w:tcW w:type="dxa" w:w="3010"/>
+            <w:tcW w:type="dxa" w:w="4987"/>
             <w:vAlign w:val="center"/>
             <w:shd w:fill="FFFFFF"/>
             <w:tcMar>
-              <w:top w:w="80" w:type="dxa"/>
-              <w:bottom w:w="80" w:type="dxa"/>
-              <w:left w:w="100" w:type="dxa"/>
-              <w:right w:w="100" w:type="dxa"/>
+              <w:top w:w="70" w:type="dxa"/>
+              <w:bottom w:w="70" w:type="dxa"/>
+              <w:left w:w="90" w:type="dxa"/>
+              <w:right w:w="90" w:type="dxa"/>
             </w:tcMar>
           </w:tcPr>
           <w:p>
@@ -885,14 +849,14 @@
         </w:tc>
         <w:tc>
           <w:tcPr>
-            <w:tcW w:type="dxa" w:w="3010"/>
+            <w:tcW w:type="dxa" w:w="4987"/>
             <w:vAlign w:val="center"/>
             <w:shd w:fill="FFFFFF"/>
             <w:tcMar>
-              <w:top w:w="80" w:type="dxa"/>
-              <w:bottom w:w="80" w:type="dxa"/>
-              <w:left w:w="100" w:type="dxa"/>
-              <w:right w:w="100" w:type="dxa"/>
+              <w:top w:w="70" w:type="dxa"/>
+              <w:bottom w:w="70" w:type="dxa"/>
+              <w:left w:w="90" w:type="dxa"/>
+              <w:right w:w="90" w:type="dxa"/>
             </w:tcMar>
           </w:tcPr>
           <w:p>
@@ -912,14 +876,14 @@
         </w:tc>
         <w:tc>
           <w:tcPr>
-            <w:tcW w:type="dxa" w:w="3010"/>
+            <w:tcW w:type="dxa" w:w="4987"/>
             <w:vAlign w:val="center"/>
             <w:shd w:fill="FFFFFF"/>
             <w:tcMar>
-              <w:top w:w="80" w:type="dxa"/>
-              <w:bottom w:w="80" w:type="dxa"/>
-              <w:left w:w="100" w:type="dxa"/>
-              <w:right w:w="100" w:type="dxa"/>
+              <w:top w:w="70" w:type="dxa"/>
+              <w:bottom w:w="70" w:type="dxa"/>
+              <w:left w:w="90" w:type="dxa"/>
+              <w:right w:w="90" w:type="dxa"/>
             </w:tcMar>
           </w:tcPr>
           <w:p>
@@ -944,14 +908,14 @@
         </w:trPr>
         <w:tc>
           <w:tcPr>
-            <w:tcW w:type="dxa" w:w="3010"/>
+            <w:tcW w:type="dxa" w:w="4987"/>
             <w:vAlign w:val="center"/>
             <w:shd w:fill="F2F5F9"/>
             <w:tcMar>
-              <w:top w:w="80" w:type="dxa"/>
-              <w:bottom w:w="80" w:type="dxa"/>
-              <w:left w:w="100" w:type="dxa"/>
-              <w:right w:w="100" w:type="dxa"/>
+              <w:top w:w="70" w:type="dxa"/>
+              <w:bottom w:w="70" w:type="dxa"/>
+              <w:left w:w="90" w:type="dxa"/>
+              <w:right w:w="90" w:type="dxa"/>
             </w:tcMar>
           </w:tcPr>
           <w:p>
@@ -971,14 +935,14 @@
         </w:tc>
         <w:tc>
           <w:tcPr>
-            <w:tcW w:type="dxa" w:w="3010"/>
+            <w:tcW w:type="dxa" w:w="4987"/>
             <w:vAlign w:val="center"/>
             <w:shd w:fill="F2F5F9"/>
             <w:tcMar>
-              <w:top w:w="80" w:type="dxa"/>
-              <w:bottom w:w="80" w:type="dxa"/>
-              <w:left w:w="100" w:type="dxa"/>
-              <w:right w:w="100" w:type="dxa"/>
+              <w:top w:w="70" w:type="dxa"/>
+              <w:bottom w:w="70" w:type="dxa"/>
+              <w:left w:w="90" w:type="dxa"/>
+              <w:right w:w="90" w:type="dxa"/>
             </w:tcMar>
           </w:tcPr>
           <w:p>
@@ -998,14 +962,14 @@
         </w:tc>
         <w:tc>
           <w:tcPr>
-            <w:tcW w:type="dxa" w:w="3010"/>
+            <w:tcW w:type="dxa" w:w="4987"/>
             <w:vAlign w:val="center"/>
             <w:shd w:fill="F2F5F9"/>
             <w:tcMar>
-              <w:top w:w="80" w:type="dxa"/>
-              <w:bottom w:w="80" w:type="dxa"/>
-              <w:left w:w="100" w:type="dxa"/>
-              <w:right w:w="100" w:type="dxa"/>
+              <w:top w:w="70" w:type="dxa"/>
+              <w:bottom w:w="70" w:type="dxa"/>
+              <w:left w:w="90" w:type="dxa"/>
+              <w:right w:w="90" w:type="dxa"/>
             </w:tcMar>
           </w:tcPr>
           <w:p>
@@ -1030,14 +994,14 @@
         </w:trPr>
         <w:tc>
           <w:tcPr>
-            <w:tcW w:type="dxa" w:w="3010"/>
+            <w:tcW w:type="dxa" w:w="4987"/>
             <w:vAlign w:val="center"/>
             <w:shd w:fill="FFFFFF"/>
             <w:tcMar>
-              <w:top w:w="80" w:type="dxa"/>
-              <w:bottom w:w="80" w:type="dxa"/>
-              <w:left w:w="100" w:type="dxa"/>
-              <w:right w:w="100" w:type="dxa"/>
+              <w:top w:w="70" w:type="dxa"/>
+              <w:bottom w:w="70" w:type="dxa"/>
+              <w:left w:w="90" w:type="dxa"/>
+              <w:right w:w="90" w:type="dxa"/>
             </w:tcMar>
           </w:tcPr>
           <w:p>
@@ -1057,14 +1021,14 @@
         </w:tc>
         <w:tc>
           <w:tcPr>
-            <w:tcW w:type="dxa" w:w="3010"/>
+            <w:tcW w:type="dxa" w:w="4987"/>
             <w:vAlign w:val="center"/>
             <w:shd w:fill="FFFFFF"/>
             <w:tcMar>
-              <w:top w:w="80" w:type="dxa"/>
-              <w:bottom w:w="80" w:type="dxa"/>
-              <w:left w:w="100" w:type="dxa"/>
-              <w:right w:w="100" w:type="dxa"/>
+              <w:top w:w="70" w:type="dxa"/>
+              <w:bottom w:w="70" w:type="dxa"/>
+              <w:left w:w="90" w:type="dxa"/>
+              <w:right w:w="90" w:type="dxa"/>
             </w:tcMar>
           </w:tcPr>
           <w:p>
@@ -1084,14 +1048,14 @@
         </w:tc>
         <w:tc>
           <w:tcPr>
-            <w:tcW w:type="dxa" w:w="3010"/>
+            <w:tcW w:type="dxa" w:w="4987"/>
             <w:vAlign w:val="center"/>
             <w:shd w:fill="FFFFFF"/>
             <w:tcMar>
-              <w:top w:w="80" w:type="dxa"/>
-              <w:bottom w:w="80" w:type="dxa"/>
-              <w:left w:w="100" w:type="dxa"/>
-              <w:right w:w="100" w:type="dxa"/>
+              <w:top w:w="70" w:type="dxa"/>
+              <w:bottom w:w="70" w:type="dxa"/>
+              <w:left w:w="90" w:type="dxa"/>
+              <w:right w:w="90" w:type="dxa"/>
             </w:tcMar>
           </w:tcPr>
           <w:p>
@@ -1116,14 +1080,14 @@
         </w:trPr>
         <w:tc>
           <w:tcPr>
-            <w:tcW w:type="dxa" w:w="3010"/>
+            <w:tcW w:type="dxa" w:w="4987"/>
             <w:vAlign w:val="center"/>
             <w:shd w:fill="F2F5F9"/>
             <w:tcMar>
-              <w:top w:w="80" w:type="dxa"/>
-              <w:bottom w:w="80" w:type="dxa"/>
-              <w:left w:w="100" w:type="dxa"/>
-              <w:right w:w="100" w:type="dxa"/>
+              <w:top w:w="70" w:type="dxa"/>
+              <w:bottom w:w="70" w:type="dxa"/>
+              <w:left w:w="90" w:type="dxa"/>
+              <w:right w:w="90" w:type="dxa"/>
             </w:tcMar>
           </w:tcPr>
           <w:p>
@@ -1143,14 +1107,14 @@
         </w:tc>
         <w:tc>
           <w:tcPr>
-            <w:tcW w:type="dxa" w:w="3010"/>
+            <w:tcW w:type="dxa" w:w="4987"/>
             <w:vAlign w:val="center"/>
             <w:shd w:fill="F2F5F9"/>
             <w:tcMar>
-              <w:top w:w="80" w:type="dxa"/>
-              <w:bottom w:w="80" w:type="dxa"/>
-              <w:left w:w="100" w:type="dxa"/>
-              <w:right w:w="100" w:type="dxa"/>
+              <w:top w:w="70" w:type="dxa"/>
+              <w:bottom w:w="70" w:type="dxa"/>
+              <w:left w:w="90" w:type="dxa"/>
+              <w:right w:w="90" w:type="dxa"/>
             </w:tcMar>
           </w:tcPr>
           <w:p>
@@ -1170,14 +1134,14 @@
         </w:tc>
         <w:tc>
           <w:tcPr>
-            <w:tcW w:type="dxa" w:w="3010"/>
+            <w:tcW w:type="dxa" w:w="4987"/>
             <w:vAlign w:val="center"/>
             <w:shd w:fill="F2F5F9"/>
             <w:tcMar>
-              <w:top w:w="80" w:type="dxa"/>
-              <w:bottom w:w="80" w:type="dxa"/>
-              <w:left w:w="100" w:type="dxa"/>
-              <w:right w:w="100" w:type="dxa"/>
+              <w:top w:w="70" w:type="dxa"/>
+              <w:bottom w:w="70" w:type="dxa"/>
+              <w:left w:w="90" w:type="dxa"/>
+              <w:right w:w="90" w:type="dxa"/>
             </w:tcMar>
           </w:tcPr>
           <w:p>
@@ -1202,14 +1166,14 @@
         </w:trPr>
         <w:tc>
           <w:tcPr>
-            <w:tcW w:type="dxa" w:w="3010"/>
+            <w:tcW w:type="dxa" w:w="4987"/>
             <w:vAlign w:val="center"/>
             <w:shd w:fill="FFFFFF"/>
             <w:tcMar>
-              <w:top w:w="80" w:type="dxa"/>
-              <w:bottom w:w="80" w:type="dxa"/>
-              <w:left w:w="100" w:type="dxa"/>
-              <w:right w:w="100" w:type="dxa"/>
+              <w:top w:w="70" w:type="dxa"/>
+              <w:bottom w:w="70" w:type="dxa"/>
+              <w:left w:w="90" w:type="dxa"/>
+              <w:right w:w="90" w:type="dxa"/>
             </w:tcMar>
           </w:tcPr>
           <w:p>
@@ -1229,14 +1193,14 @@
         </w:tc>
         <w:tc>
           <w:tcPr>
-            <w:tcW w:type="dxa" w:w="3010"/>
+            <w:tcW w:type="dxa" w:w="4987"/>
             <w:vAlign w:val="center"/>
             <w:shd w:fill="FFFFFF"/>
             <w:tcMar>
-              <w:top w:w="80" w:type="dxa"/>
-              <w:bottom w:w="80" w:type="dxa"/>
-              <w:left w:w="100" w:type="dxa"/>
-              <w:right w:w="100" w:type="dxa"/>
+              <w:top w:w="70" w:type="dxa"/>
+              <w:bottom w:w="70" w:type="dxa"/>
+              <w:left w:w="90" w:type="dxa"/>
+              <w:right w:w="90" w:type="dxa"/>
             </w:tcMar>
           </w:tcPr>
           <w:p>
@@ -1256,14 +1220,14 @@
         </w:tc>
         <w:tc>
           <w:tcPr>
-            <w:tcW w:type="dxa" w:w="3010"/>
+            <w:tcW w:type="dxa" w:w="4987"/>
             <w:vAlign w:val="center"/>
             <w:shd w:fill="FFFFFF"/>
             <w:tcMar>
-              <w:top w:w="80" w:type="dxa"/>
-              <w:bottom w:w="80" w:type="dxa"/>
-              <w:left w:w="100" w:type="dxa"/>
-              <w:right w:w="100" w:type="dxa"/>
+              <w:top w:w="70" w:type="dxa"/>
+              <w:bottom w:w="70" w:type="dxa"/>
+              <w:left w:w="90" w:type="dxa"/>
+              <w:right w:w="90" w:type="dxa"/>
             </w:tcMar>
           </w:tcPr>
           <w:p>
@@ -1285,7 +1249,7 @@
     </w:tbl>
     <w:p>
       <w:pPr>
-        <w:spacing w:after="120"/>
+        <w:spacing w:after="100"/>
       </w:pPr>
     </w:p>
     <w:p>
@@ -1319,9 +1283,9 @@
         </w:tblBorders>
       </w:tblPr>
       <w:tblGrid>
-        <w:gridCol w:w="3010"/>
-        <w:gridCol w:w="3010"/>
-        <w:gridCol w:w="3010"/>
+        <w:gridCol w:w="4987"/>
+        <w:gridCol w:w="4987"/>
+        <w:gridCol w:w="4987"/>
       </w:tblGrid>
       <w:tr>
         <w:trPr>
@@ -1331,7 +1295,7 @@
         </w:trPr>
         <w:tc>
           <w:tcPr>
-            <w:tcW w:type="dxa" w:w="3010"/>
+            <w:tcW w:type="dxa" w:w="4987"/>
             <w:vAlign w:val="center"/>
             <w:shd w:fill="1F3864"/>
             <w:tcMar>
@@ -1359,7 +1323,7 @@
         </w:tc>
         <w:tc>
           <w:tcPr>
-            <w:tcW w:type="dxa" w:w="3010"/>
+            <w:tcW w:type="dxa" w:w="4987"/>
             <w:vAlign w:val="center"/>
             <w:shd w:fill="1F3864"/>
             <w:tcMar>
@@ -1387,7 +1351,7 @@
         </w:tc>
         <w:tc>
           <w:tcPr>
-            <w:tcW w:type="dxa" w:w="3010"/>
+            <w:tcW w:type="dxa" w:w="4987"/>
             <w:vAlign w:val="center"/>
             <w:shd w:fill="1F3864"/>
             <w:tcMar>
@@ -1420,14 +1384,14 @@
         </w:trPr>
         <w:tc>
           <w:tcPr>
-            <w:tcW w:type="dxa" w:w="3010"/>
+            <w:tcW w:type="dxa" w:w="4987"/>
             <w:vAlign w:val="center"/>
             <w:shd w:fill="FFFFFF"/>
             <w:tcMar>
-              <w:top w:w="80" w:type="dxa"/>
-              <w:bottom w:w="80" w:type="dxa"/>
-              <w:left w:w="100" w:type="dxa"/>
-              <w:right w:w="100" w:type="dxa"/>
+              <w:top w:w="70" w:type="dxa"/>
+              <w:bottom w:w="70" w:type="dxa"/>
+              <w:left w:w="90" w:type="dxa"/>
+              <w:right w:w="90" w:type="dxa"/>
             </w:tcMar>
           </w:tcPr>
           <w:p>
@@ -1448,14 +1412,14 @@
         </w:tc>
         <w:tc>
           <w:tcPr>
-            <w:tcW w:type="dxa" w:w="3010"/>
+            <w:tcW w:type="dxa" w:w="4987"/>
             <w:vAlign w:val="center"/>
             <w:shd w:fill="FFFFFF"/>
             <w:tcMar>
-              <w:top w:w="80" w:type="dxa"/>
-              <w:bottom w:w="80" w:type="dxa"/>
-              <w:left w:w="100" w:type="dxa"/>
-              <w:right w:w="100" w:type="dxa"/>
+              <w:top w:w="70" w:type="dxa"/>
+              <w:bottom w:w="70" w:type="dxa"/>
+              <w:left w:w="90" w:type="dxa"/>
+              <w:right w:w="90" w:type="dxa"/>
             </w:tcMar>
           </w:tcPr>
           <w:p>
@@ -1475,14 +1439,14 @@
         </w:tc>
         <w:tc>
           <w:tcPr>
-            <w:tcW w:type="dxa" w:w="3010"/>
+            <w:tcW w:type="dxa" w:w="4987"/>
             <w:vAlign w:val="center"/>
             <w:shd w:fill="FFFFFF"/>
             <w:tcMar>
-              <w:top w:w="80" w:type="dxa"/>
-              <w:bottom w:w="80" w:type="dxa"/>
-              <w:left w:w="100" w:type="dxa"/>
-              <w:right w:w="100" w:type="dxa"/>
+              <w:top w:w="70" w:type="dxa"/>
+              <w:bottom w:w="70" w:type="dxa"/>
+              <w:left w:w="90" w:type="dxa"/>
+              <w:right w:w="90" w:type="dxa"/>
             </w:tcMar>
           </w:tcPr>
           <w:p>
@@ -1507,14 +1471,14 @@
         </w:trPr>
         <w:tc>
           <w:tcPr>
-            <w:tcW w:type="dxa" w:w="3010"/>
+            <w:tcW w:type="dxa" w:w="4987"/>
             <w:vAlign w:val="center"/>
             <w:shd w:fill="F2F5F9"/>
             <w:tcMar>
-              <w:top w:w="80" w:type="dxa"/>
-              <w:bottom w:w="80" w:type="dxa"/>
-              <w:left w:w="100" w:type="dxa"/>
-              <w:right w:w="100" w:type="dxa"/>
+              <w:top w:w="70" w:type="dxa"/>
+              <w:bottom w:w="70" w:type="dxa"/>
+              <w:left w:w="90" w:type="dxa"/>
+              <w:right w:w="90" w:type="dxa"/>
             </w:tcMar>
           </w:tcPr>
           <w:p>
@@ -1535,14 +1499,14 @@
         </w:tc>
         <w:tc>
           <w:tcPr>
-            <w:tcW w:type="dxa" w:w="3010"/>
+            <w:tcW w:type="dxa" w:w="4987"/>
             <w:vAlign w:val="center"/>
             <w:shd w:fill="F2F5F9"/>
             <w:tcMar>
-              <w:top w:w="80" w:type="dxa"/>
-              <w:bottom w:w="80" w:type="dxa"/>
-              <w:left w:w="100" w:type="dxa"/>
-              <w:right w:w="100" w:type="dxa"/>
+              <w:top w:w="70" w:type="dxa"/>
+              <w:bottom w:w="70" w:type="dxa"/>
+              <w:left w:w="90" w:type="dxa"/>
+              <w:right w:w="90" w:type="dxa"/>
             </w:tcMar>
           </w:tcPr>
           <w:p>
@@ -1562,14 +1526,14 @@
         </w:tc>
         <w:tc>
           <w:tcPr>
-            <w:tcW w:type="dxa" w:w="3010"/>
+            <w:tcW w:type="dxa" w:w="4987"/>
             <w:vAlign w:val="center"/>
             <w:shd w:fill="F2F5F9"/>
             <w:tcMar>
-              <w:top w:w="80" w:type="dxa"/>
-              <w:bottom w:w="80" w:type="dxa"/>
-              <w:left w:w="100" w:type="dxa"/>
-              <w:right w:w="100" w:type="dxa"/>
+              <w:top w:w="70" w:type="dxa"/>
+              <w:bottom w:w="70" w:type="dxa"/>
+              <w:left w:w="90" w:type="dxa"/>
+              <w:right w:w="90" w:type="dxa"/>
             </w:tcMar>
           </w:tcPr>
           <w:p>
@@ -1594,14 +1558,14 @@
         </w:trPr>
         <w:tc>
           <w:tcPr>
-            <w:tcW w:type="dxa" w:w="3010"/>
+            <w:tcW w:type="dxa" w:w="4987"/>
             <w:vAlign w:val="center"/>
             <w:shd w:fill="FFFFFF"/>
             <w:tcMar>
-              <w:top w:w="80" w:type="dxa"/>
-              <w:bottom w:w="80" w:type="dxa"/>
-              <w:left w:w="100" w:type="dxa"/>
-              <w:right w:w="100" w:type="dxa"/>
+              <w:top w:w="70" w:type="dxa"/>
+              <w:bottom w:w="70" w:type="dxa"/>
+              <w:left w:w="90" w:type="dxa"/>
+              <w:right w:w="90" w:type="dxa"/>
             </w:tcMar>
           </w:tcPr>
           <w:p>
@@ -1622,14 +1586,14 @@
         </w:tc>
         <w:tc>
           <w:tcPr>
-            <w:tcW w:type="dxa" w:w="3010"/>
+            <w:tcW w:type="dxa" w:w="4987"/>
             <w:vAlign w:val="center"/>
             <w:shd w:fill="FFFFFF"/>
             <w:tcMar>
-              <w:top w:w="80" w:type="dxa"/>
-              <w:bottom w:w="80" w:type="dxa"/>
-              <w:left w:w="100" w:type="dxa"/>
-              <w:right w:w="100" w:type="dxa"/>
+              <w:top w:w="70" w:type="dxa"/>
+              <w:bottom w:w="70" w:type="dxa"/>
+              <w:left w:w="90" w:type="dxa"/>
+              <w:right w:w="90" w:type="dxa"/>
             </w:tcMar>
           </w:tcPr>
           <w:p>
@@ -1649,14 +1613,14 @@
         </w:tc>
         <w:tc>
           <w:tcPr>
-            <w:tcW w:type="dxa" w:w="3010"/>
+            <w:tcW w:type="dxa" w:w="4987"/>
             <w:vAlign w:val="center"/>
             <w:shd w:fill="FFFFFF"/>
             <w:tcMar>
-              <w:top w:w="80" w:type="dxa"/>
-              <w:bottom w:w="80" w:type="dxa"/>
-              <w:left w:w="100" w:type="dxa"/>
-              <w:right w:w="100" w:type="dxa"/>
+              <w:top w:w="70" w:type="dxa"/>
+              <w:bottom w:w="70" w:type="dxa"/>
+              <w:left w:w="90" w:type="dxa"/>
+              <w:right w:w="90" w:type="dxa"/>
             </w:tcMar>
           </w:tcPr>
           <w:p>
@@ -1681,14 +1645,14 @@
         </w:trPr>
         <w:tc>
           <w:tcPr>
-            <w:tcW w:type="dxa" w:w="3010"/>
+            <w:tcW w:type="dxa" w:w="4987"/>
             <w:vAlign w:val="center"/>
             <w:shd w:fill="F2F5F9"/>
             <w:tcMar>
-              <w:top w:w="80" w:type="dxa"/>
-              <w:bottom w:w="80" w:type="dxa"/>
-              <w:left w:w="100" w:type="dxa"/>
-              <w:right w:w="100" w:type="dxa"/>
+              <w:top w:w="70" w:type="dxa"/>
+              <w:bottom w:w="70" w:type="dxa"/>
+              <w:left w:w="90" w:type="dxa"/>
+              <w:right w:w="90" w:type="dxa"/>
             </w:tcMar>
           </w:tcPr>
           <w:p>
@@ -1709,14 +1673,14 @@
         </w:tc>
         <w:tc>
           <w:tcPr>
-            <w:tcW w:type="dxa" w:w="3010"/>
+            <w:tcW w:type="dxa" w:w="4987"/>
             <w:vAlign w:val="center"/>
             <w:shd w:fill="F2F5F9"/>
             <w:tcMar>
-              <w:top w:w="80" w:type="dxa"/>
-              <w:bottom w:w="80" w:type="dxa"/>
-              <w:left w:w="100" w:type="dxa"/>
-              <w:right w:w="100" w:type="dxa"/>
+              <w:top w:w="70" w:type="dxa"/>
+              <w:bottom w:w="70" w:type="dxa"/>
+              <w:left w:w="90" w:type="dxa"/>
+              <w:right w:w="90" w:type="dxa"/>
             </w:tcMar>
           </w:tcPr>
           <w:p>
@@ -1736,14 +1700,14 @@
         </w:tc>
         <w:tc>
           <w:tcPr>
-            <w:tcW w:type="dxa" w:w="3010"/>
+            <w:tcW w:type="dxa" w:w="4987"/>
             <w:vAlign w:val="center"/>
             <w:shd w:fill="F2F5F9"/>
             <w:tcMar>
-              <w:top w:w="80" w:type="dxa"/>
-              <w:bottom w:w="80" w:type="dxa"/>
-              <w:left w:w="100" w:type="dxa"/>
-              <w:right w:w="100" w:type="dxa"/>
+              <w:top w:w="70" w:type="dxa"/>
+              <w:bottom w:w="70" w:type="dxa"/>
+              <w:left w:w="90" w:type="dxa"/>
+              <w:right w:w="90" w:type="dxa"/>
             </w:tcMar>
           </w:tcPr>
           <w:p>
@@ -1768,14 +1732,14 @@
         </w:trPr>
         <w:tc>
           <w:tcPr>
-            <w:tcW w:type="dxa" w:w="3010"/>
+            <w:tcW w:type="dxa" w:w="4987"/>
             <w:vAlign w:val="center"/>
             <w:shd w:fill="FFFFFF"/>
             <w:tcMar>
-              <w:top w:w="80" w:type="dxa"/>
-              <w:bottom w:w="80" w:type="dxa"/>
-              <w:left w:w="100" w:type="dxa"/>
-              <w:right w:w="100" w:type="dxa"/>
+              <w:top w:w="70" w:type="dxa"/>
+              <w:bottom w:w="70" w:type="dxa"/>
+              <w:left w:w="90" w:type="dxa"/>
+              <w:right w:w="90" w:type="dxa"/>
             </w:tcMar>
           </w:tcPr>
           <w:p>
@@ -1796,14 +1760,14 @@
         </w:tc>
         <w:tc>
           <w:tcPr>
-            <w:tcW w:type="dxa" w:w="3010"/>
+            <w:tcW w:type="dxa" w:w="4987"/>
             <w:vAlign w:val="center"/>
             <w:shd w:fill="FFFFFF"/>
             <w:tcMar>
-              <w:top w:w="80" w:type="dxa"/>
-              <w:bottom w:w="80" w:type="dxa"/>
-              <w:left w:w="100" w:type="dxa"/>
-              <w:right w:w="100" w:type="dxa"/>
+              <w:top w:w="70" w:type="dxa"/>
+              <w:bottom w:w="70" w:type="dxa"/>
+              <w:left w:w="90" w:type="dxa"/>
+              <w:right w:w="90" w:type="dxa"/>
             </w:tcMar>
           </w:tcPr>
           <w:p>
@@ -1823,14 +1787,14 @@
         </w:tc>
         <w:tc>
           <w:tcPr>
-            <w:tcW w:type="dxa" w:w="3010"/>
+            <w:tcW w:type="dxa" w:w="4987"/>
             <w:vAlign w:val="center"/>
             <w:shd w:fill="FFFFFF"/>
             <w:tcMar>
-              <w:top w:w="80" w:type="dxa"/>
-              <w:bottom w:w="80" w:type="dxa"/>
-              <w:left w:w="100" w:type="dxa"/>
-              <w:right w:w="100" w:type="dxa"/>
+              <w:top w:w="70" w:type="dxa"/>
+              <w:bottom w:w="70" w:type="dxa"/>
+              <w:left w:w="90" w:type="dxa"/>
+              <w:right w:w="90" w:type="dxa"/>
             </w:tcMar>
           </w:tcPr>
           <w:p>
@@ -1855,14 +1819,14 @@
         </w:trPr>
         <w:tc>
           <w:tcPr>
-            <w:tcW w:type="dxa" w:w="3010"/>
+            <w:tcW w:type="dxa" w:w="4987"/>
             <w:vAlign w:val="center"/>
             <w:shd w:fill="F2F5F9"/>
             <w:tcMar>
-              <w:top w:w="80" w:type="dxa"/>
-              <w:bottom w:w="80" w:type="dxa"/>
-              <w:left w:w="100" w:type="dxa"/>
-              <w:right w:w="100" w:type="dxa"/>
+              <w:top w:w="70" w:type="dxa"/>
+              <w:bottom w:w="70" w:type="dxa"/>
+              <w:left w:w="90" w:type="dxa"/>
+              <w:right w:w="90" w:type="dxa"/>
             </w:tcMar>
           </w:tcPr>
           <w:p>
@@ -1883,14 +1847,14 @@
         </w:tc>
         <w:tc>
           <w:tcPr>
-            <w:tcW w:type="dxa" w:w="3010"/>
+            <w:tcW w:type="dxa" w:w="4987"/>
             <w:vAlign w:val="center"/>
             <w:shd w:fill="F2F5F9"/>
             <w:tcMar>
-              <w:top w:w="80" w:type="dxa"/>
-              <w:bottom w:w="80" w:type="dxa"/>
-              <w:left w:w="100" w:type="dxa"/>
-              <w:right w:w="100" w:type="dxa"/>
+              <w:top w:w="70" w:type="dxa"/>
+              <w:bottom w:w="70" w:type="dxa"/>
+              <w:left w:w="90" w:type="dxa"/>
+              <w:right w:w="90" w:type="dxa"/>
             </w:tcMar>
           </w:tcPr>
           <w:p>
@@ -1910,14 +1874,14 @@
         </w:tc>
         <w:tc>
           <w:tcPr>
-            <w:tcW w:type="dxa" w:w="3010"/>
+            <w:tcW w:type="dxa" w:w="4987"/>
             <w:vAlign w:val="center"/>
             <w:shd w:fill="F2F5F9"/>
             <w:tcMar>
-              <w:top w:w="80" w:type="dxa"/>
-              <w:bottom w:w="80" w:type="dxa"/>
-              <w:left w:w="100" w:type="dxa"/>
-              <w:right w:w="100" w:type="dxa"/>
+              <w:top w:w="70" w:type="dxa"/>
+              <w:bottom w:w="70" w:type="dxa"/>
+              <w:left w:w="90" w:type="dxa"/>
+              <w:right w:w="90" w:type="dxa"/>
             </w:tcMar>
           </w:tcPr>
           <w:p>
@@ -1942,14 +1906,14 @@
         </w:trPr>
         <w:tc>
           <w:tcPr>
-            <w:tcW w:type="dxa" w:w="3010"/>
+            <w:tcW w:type="dxa" w:w="4987"/>
             <w:vAlign w:val="center"/>
             <w:shd w:fill="FFFFFF"/>
             <w:tcMar>
-              <w:top w:w="80" w:type="dxa"/>
-              <w:bottom w:w="80" w:type="dxa"/>
-              <w:left w:w="100" w:type="dxa"/>
-              <w:right w:w="100" w:type="dxa"/>
+              <w:top w:w="70" w:type="dxa"/>
+              <w:bottom w:w="70" w:type="dxa"/>
+              <w:left w:w="90" w:type="dxa"/>
+              <w:right w:w="90" w:type="dxa"/>
             </w:tcMar>
           </w:tcPr>
           <w:p>
@@ -1970,14 +1934,14 @@
         </w:tc>
         <w:tc>
           <w:tcPr>
-            <w:tcW w:type="dxa" w:w="3010"/>
+            <w:tcW w:type="dxa" w:w="4987"/>
             <w:vAlign w:val="center"/>
             <w:shd w:fill="FFFFFF"/>
             <w:tcMar>
-              <w:top w:w="80" w:type="dxa"/>
-              <w:bottom w:w="80" w:type="dxa"/>
-              <w:left w:w="100" w:type="dxa"/>
-              <w:right w:w="100" w:type="dxa"/>
+              <w:top w:w="70" w:type="dxa"/>
+              <w:bottom w:w="70" w:type="dxa"/>
+              <w:left w:w="90" w:type="dxa"/>
+              <w:right w:w="90" w:type="dxa"/>
             </w:tcMar>
           </w:tcPr>
           <w:p>
@@ -1997,14 +1961,14 @@
         </w:tc>
         <w:tc>
           <w:tcPr>
-            <w:tcW w:type="dxa" w:w="3010"/>
+            <w:tcW w:type="dxa" w:w="4987"/>
             <w:vAlign w:val="center"/>
             <w:shd w:fill="FFFFFF"/>
             <w:tcMar>
-              <w:top w:w="80" w:type="dxa"/>
-              <w:bottom w:w="80" w:type="dxa"/>
-              <w:left w:w="100" w:type="dxa"/>
-              <w:right w:w="100" w:type="dxa"/>
+              <w:top w:w="70" w:type="dxa"/>
+              <w:bottom w:w="70" w:type="dxa"/>
+              <w:left w:w="90" w:type="dxa"/>
+              <w:right w:w="90" w:type="dxa"/>
             </w:tcMar>
           </w:tcPr>
           <w:p>
@@ -2029,14 +1993,14 @@
         </w:trPr>
         <w:tc>
           <w:tcPr>
-            <w:tcW w:type="dxa" w:w="3010"/>
+            <w:tcW w:type="dxa" w:w="4987"/>
             <w:vAlign w:val="center"/>
             <w:shd w:fill="F2F5F9"/>
             <w:tcMar>
-              <w:top w:w="80" w:type="dxa"/>
-              <w:bottom w:w="80" w:type="dxa"/>
-              <w:left w:w="100" w:type="dxa"/>
-              <w:right w:w="100" w:type="dxa"/>
+              <w:top w:w="70" w:type="dxa"/>
+              <w:bottom w:w="70" w:type="dxa"/>
+              <w:left w:w="90" w:type="dxa"/>
+              <w:right w:w="90" w:type="dxa"/>
             </w:tcMar>
           </w:tcPr>
           <w:p>
@@ -2057,14 +2021,14 @@
         </w:tc>
         <w:tc>
           <w:tcPr>
-            <w:tcW w:type="dxa" w:w="3010"/>
+            <w:tcW w:type="dxa" w:w="4987"/>
             <w:vAlign w:val="center"/>
             <w:shd w:fill="F2F5F9"/>
             <w:tcMar>
-              <w:top w:w="80" w:type="dxa"/>
-              <w:bottom w:w="80" w:type="dxa"/>
-              <w:left w:w="100" w:type="dxa"/>
-              <w:right w:w="100" w:type="dxa"/>
+              <w:top w:w="70" w:type="dxa"/>
+              <w:bottom w:w="70" w:type="dxa"/>
+              <w:left w:w="90" w:type="dxa"/>
+              <w:right w:w="90" w:type="dxa"/>
             </w:tcMar>
           </w:tcPr>
           <w:p>
@@ -2084,14 +2048,14 @@
         </w:tc>
         <w:tc>
           <w:tcPr>
-            <w:tcW w:type="dxa" w:w="3010"/>
+            <w:tcW w:type="dxa" w:w="4987"/>
             <w:vAlign w:val="center"/>
             <w:shd w:fill="F2F5F9"/>
             <w:tcMar>
-              <w:top w:w="80" w:type="dxa"/>
-              <w:bottom w:w="80" w:type="dxa"/>
-              <w:left w:w="100" w:type="dxa"/>
-              <w:right w:w="100" w:type="dxa"/>
+              <w:top w:w="70" w:type="dxa"/>
+              <w:bottom w:w="70" w:type="dxa"/>
+              <w:left w:w="90" w:type="dxa"/>
+              <w:right w:w="90" w:type="dxa"/>
             </w:tcMar>
           </w:tcPr>
           <w:p>
@@ -2113,7 +2077,7 @@
     </w:tbl>
     <w:p>
       <w:pPr>
-        <w:spacing w:after="120"/>
+        <w:spacing w:after="100"/>
       </w:pPr>
     </w:p>
     <w:p>
@@ -2135,6 +2099,7 @@
       <w:tblPr>
         <w:tblW w:type="auto" w:w="0"/>
         <w:jc w:val="center"/>
+        <w:tblLayout w:type="fixed"/>
         <w:tblLook w:firstColumn="1" w:firstRow="1" w:lastColumn="0" w:lastRow="0" w:noHBand="0" w:noVBand="1" w:val="04A0"/>
         <w:tblBorders>
           <w:top w:val="single" w:sz="4" w:space="0" w:color="E2E8F0"/>
@@ -2146,12 +2111,12 @@
         </w:tblBorders>
       </w:tblPr>
       <w:tblGrid>
-        <w:gridCol w:w="9029"/>
+        <w:gridCol w:w="14962"/>
       </w:tblGrid>
       <w:tr>
         <w:tc>
           <w:tcPr>
-            <w:tcW w:type="dxa" w:w="9029"/>
+            <w:tcW w:type="dxa" w:w="14112"/>
             <w:shd w:fill="F8F9FA"/>
             <w:tcMar>
               <w:top w:w="100" w:type="dxa"/>
@@ -2168,7 +2133,7 @@
               <w:rPr>
                 <w:rFonts w:ascii="Consolas" w:hAnsi="Consolas"/>
                 <w:color w:val="282828"/>
-                <w:sz w:val="18"/>
+                <w:sz w:val="17"/>
               </w:rPr>
               <w:t>graph LR</w:t>
               <w:br/>
@@ -2445,17 +2410,17 @@
         <w:tblLook w:firstColumn="1" w:firstRow="1" w:lastColumn="0" w:lastRow="0" w:noHBand="0" w:noVBand="1" w:val="04A0"/>
       </w:tblPr>
       <w:tblGrid>
-        <w:gridCol w:w="9029"/>
+        <w:gridCol w:w="14962"/>
       </w:tblGrid>
       <w:tr>
         <w:tc>
           <w:tcPr>
-            <w:tcW w:type="dxa" w:w="9360"/>
+            <w:tcW w:type="dxa" w:w="14112"/>
             <w:shd w:fill="EEF4FB"/>
             <w:tcMar>
               <w:top w:w="120" w:type="dxa"/>
               <w:bottom w:w="120" w:type="dxa"/>
-              <w:left w:w="200" w:type="dxa"/>
+              <w:left w:w="180" w:type="dxa"/>
               <w:right w:w="150" w:type="dxa"/>
             </w:tcMar>
             <w:tcBorders>
@@ -2473,8 +2438,8 @@
               <w:rPr>
                 <w:rFonts w:ascii="Calibri" w:hAnsi="Calibri"/>
                 <w:i/>
-                <w:color w:val="1F3864"/>
-                <w:sz w:val="20"/>
+                <w:color w:val="262626"/>
+                <w:sz w:val="19"/>
               </w:rPr>
               <w:t>Catatan: Peta kurikulum di atas adalah representasi visual/tekstual; diagram vektor final (file gambar) disusun oleh tim saat finalisasi buku. Data MK &amp; prasyarat sudah diverifikasi konsisten dengan Dok 005 &amp; 011.</w:t>
             </w:r>
@@ -2494,9 +2459,9 @@
       <w:r>
         <w:rPr>
           <w:color w:val="C8D2E1"/>
-          <w:sz w:val="16"/>
+          <w:sz w:val="14"/>
         </w:rPr>
-        <w:t>_________________________________________________________________________________</w:t>
+        <w:t>————————————————————————————————————————————————————————————————————————————————————————————————————————————————————————</w:t>
       </w:r>
     </w:p>
     <w:p>
@@ -2522,17 +2487,17 @@
         <w:tblLook w:firstColumn="1" w:firstRow="1" w:lastColumn="0" w:lastRow="0" w:noHBand="0" w:noVBand="1" w:val="04A0"/>
       </w:tblPr>
       <w:tblGrid>
-        <w:gridCol w:w="9029"/>
+        <w:gridCol w:w="14962"/>
       </w:tblGrid>
       <w:tr>
         <w:tc>
           <w:tcPr>
-            <w:tcW w:type="dxa" w:w="9360"/>
+            <w:tcW w:type="dxa" w:w="14112"/>
             <w:shd w:fill="EEF4FB"/>
             <w:tcMar>
               <w:top w:w="120" w:type="dxa"/>
               <w:bottom w:w="120" w:type="dxa"/>
-              <w:left w:w="200" w:type="dxa"/>
+              <w:left w:w="180" w:type="dxa"/>
               <w:right w:w="150" w:type="dxa"/>
             </w:tcMar>
             <w:tcBorders>
@@ -2550,48 +2515,12 @@
               <w:rPr>
                 <w:rFonts w:ascii="Calibri" w:hAnsi="Calibri"/>
                 <w:i/>
-                <w:color w:val="1F3864"/>
-                <w:sz w:val="20"/>
+                <w:color w:val="262626"/>
+                <w:sz w:val="19"/>
               </w:rPr>
               <w:t>Disusun dari: Dok 007 (struktur 3 tabel &amp; matriks 16 pertemuan), Dok 008 (skema 4x asesmen), Dok 018 (model asesmen OBE).</w:t>
             </w:r>
           </w:p>
-        </w:tc>
-      </w:tr>
-    </w:tbl>
-    <w:p>
-      <w:pPr>
-        <w:spacing w:after="80"/>
-      </w:pPr>
-    </w:p>
-    <w:tbl>
-      <w:tblPr>
-        <w:tblW w:type="auto" w:w="0"/>
-        <w:jc w:val="center"/>
-        <w:tblLayout w:type="fixed"/>
-        <w:tblLook w:firstColumn="1" w:firstRow="1" w:lastColumn="0" w:lastRow="0" w:noHBand="0" w:noVBand="1" w:val="04A0"/>
-      </w:tblPr>
-      <w:tblGrid>
-        <w:gridCol w:w="9029"/>
-      </w:tblGrid>
-      <w:tr>
-        <w:tc>
-          <w:tcPr>
-            <w:tcW w:type="dxa" w:w="9360"/>
-            <w:shd w:fill="EEF4FB"/>
-            <w:tcMar>
-              <w:top w:w="120" w:type="dxa"/>
-              <w:bottom w:w="120" w:type="dxa"/>
-              <w:left w:w="200" w:type="dxa"/>
-              <w:right w:w="150" w:type="dxa"/>
-            </w:tcMar>
-            <w:tcBorders>
-              <w:left w:val="single" w:sz="24" w:space="0" w:color="2E75B6"/>
-              <w:top w:val="none"/>
-              <w:bottom w:val="none"/>
-              <w:right w:val="none"/>
-            </w:tcBorders>
-          </w:tcPr>
           <w:p>
             <w:pPr>
               <w:spacing w:before="40" w:after="40" w:line="276" w:lineRule="auto"/>
@@ -2600,8 +2529,8 @@
               <w:rPr>
                 <w:rFonts w:ascii="Calibri" w:hAnsi="Calibri"/>
                 <w:i/>
-                <w:color w:val="1F3864"/>
-                <w:sz w:val="20"/>
+                <w:color w:val="262626"/>
+                <w:sz w:val="19"/>
               </w:rPr>
               <w:t>RTM merinci tugas-tugas mahasiswa yang menjadi komponen penilaian per mata kuliah, konsisten dengan skema baku 4 titik asesmen.</w:t>
             </w:r>
@@ -2800,12 +2729,12 @@
         </w:tblBorders>
       </w:tblPr>
       <w:tblGrid>
-        <w:gridCol w:w="1505"/>
-        <w:gridCol w:w="1505"/>
-        <w:gridCol w:w="1505"/>
-        <w:gridCol w:w="1505"/>
-        <w:gridCol w:w="1505"/>
-        <w:gridCol w:w="1505"/>
+        <w:gridCol w:w="2494"/>
+        <w:gridCol w:w="2494"/>
+        <w:gridCol w:w="2494"/>
+        <w:gridCol w:w="2494"/>
+        <w:gridCol w:w="2494"/>
+        <w:gridCol w:w="2494"/>
       </w:tblGrid>
       <w:tr>
         <w:trPr>
@@ -2815,7 +2744,7 @@
         </w:trPr>
         <w:tc>
           <w:tcPr>
-            <w:tcW w:type="dxa" w:w="1505"/>
+            <w:tcW w:type="dxa" w:w="2494"/>
             <w:vAlign w:val="center"/>
             <w:shd w:fill="1F3864"/>
             <w:tcMar>
@@ -2843,7 +2772,7 @@
         </w:tc>
         <w:tc>
           <w:tcPr>
-            <w:tcW w:type="dxa" w:w="1505"/>
+            <w:tcW w:type="dxa" w:w="2494"/>
             <w:vAlign w:val="center"/>
             <w:shd w:fill="1F3864"/>
             <w:tcMar>
@@ -2871,7 +2800,7 @@
         </w:tc>
         <w:tc>
           <w:tcPr>
-            <w:tcW w:type="dxa" w:w="1505"/>
+            <w:tcW w:type="dxa" w:w="2494"/>
             <w:vAlign w:val="center"/>
             <w:shd w:fill="1F3864"/>
             <w:tcMar>
@@ -2899,7 +2828,7 @@
         </w:tc>
         <w:tc>
           <w:tcPr>
-            <w:tcW w:type="dxa" w:w="1505"/>
+            <w:tcW w:type="dxa" w:w="2494"/>
             <w:vAlign w:val="center"/>
             <w:shd w:fill="1F3864"/>
             <w:tcMar>
@@ -2927,7 +2856,7 @@
         </w:tc>
         <w:tc>
           <w:tcPr>
-            <w:tcW w:type="dxa" w:w="1505"/>
+            <w:tcW w:type="dxa" w:w="2494"/>
             <w:vAlign w:val="center"/>
             <w:shd w:fill="1F3864"/>
             <w:tcMar>
@@ -2955,7 +2884,7 @@
         </w:tc>
         <w:tc>
           <w:tcPr>
-            <w:tcW w:type="dxa" w:w="1505"/>
+            <w:tcW w:type="dxa" w:w="2494"/>
             <w:vAlign w:val="center"/>
             <w:shd w:fill="1F3864"/>
             <w:tcMar>
@@ -2988,14 +2917,14 @@
         </w:trPr>
         <w:tc>
           <w:tcPr>
-            <w:tcW w:type="dxa" w:w="1505"/>
+            <w:tcW w:type="dxa" w:w="2494"/>
             <w:vAlign w:val="center"/>
             <w:shd w:fill="FFFFFF"/>
             <w:tcMar>
-              <w:top w:w="80" w:type="dxa"/>
-              <w:bottom w:w="80" w:type="dxa"/>
-              <w:left w:w="100" w:type="dxa"/>
-              <w:right w:w="100" w:type="dxa"/>
+              <w:top w:w="70" w:type="dxa"/>
+              <w:bottom w:w="70" w:type="dxa"/>
+              <w:left w:w="90" w:type="dxa"/>
+              <w:right w:w="90" w:type="dxa"/>
             </w:tcMar>
           </w:tcPr>
           <w:p>
@@ -3007,7 +2936,7 @@
               <w:rPr>
                 <w:rFonts w:ascii="Calibri" w:hAnsi="Calibri"/>
                 <w:color w:val="262626"/>
-                <w:sz w:val="19"/>
+                <w:sz w:val="18"/>
               </w:rPr>
               <w:t>Tugas 1</w:t>
             </w:r>
@@ -3015,14 +2944,14 @@
         </w:tc>
         <w:tc>
           <w:tcPr>
-            <w:tcW w:type="dxa" w:w="1505"/>
+            <w:tcW w:type="dxa" w:w="2494"/>
             <w:vAlign w:val="center"/>
             <w:shd w:fill="FFFFFF"/>
             <w:tcMar>
-              <w:top w:w="80" w:type="dxa"/>
-              <w:bottom w:w="80" w:type="dxa"/>
-              <w:left w:w="100" w:type="dxa"/>
-              <w:right w:w="100" w:type="dxa"/>
+              <w:top w:w="70" w:type="dxa"/>
+              <w:bottom w:w="70" w:type="dxa"/>
+              <w:left w:w="90" w:type="dxa"/>
+              <w:right w:w="90" w:type="dxa"/>
             </w:tcMar>
           </w:tcPr>
           <w:p>
@@ -3034,7 +2963,7 @@
               <w:rPr>
                 <w:rFonts w:ascii="Calibri" w:hAnsi="Calibri"/>
                 <w:color w:val="262626"/>
-                <w:sz w:val="19"/>
+                <w:sz w:val="18"/>
               </w:rPr>
               <w:t>[Kuis / Problem Solving Awal / Milestone Proyek 1]</w:t>
             </w:r>
@@ -3042,14 +2971,14 @@
         </w:tc>
         <w:tc>
           <w:tcPr>
-            <w:tcW w:type="dxa" w:w="1505"/>
+            <w:tcW w:type="dxa" w:w="2494"/>
             <w:vAlign w:val="center"/>
             <w:shd w:fill="FFFFFF"/>
             <w:tcMar>
-              <w:top w:w="80" w:type="dxa"/>
-              <w:bottom w:w="80" w:type="dxa"/>
-              <w:left w:w="100" w:type="dxa"/>
-              <w:right w:w="100" w:type="dxa"/>
+              <w:top w:w="70" w:type="dxa"/>
+              <w:bottom w:w="70" w:type="dxa"/>
+              <w:left w:w="90" w:type="dxa"/>
+              <w:right w:w="90" w:type="dxa"/>
             </w:tcMar>
           </w:tcPr>
           <w:p>
@@ -3061,7 +2990,7 @@
               <w:rPr>
                 <w:rFonts w:ascii="Calibri" w:hAnsi="Calibri"/>
                 <w:color w:val="262626"/>
-                <w:sz w:val="19"/>
+                <w:sz w:val="18"/>
               </w:rPr>
               <w:t>CPMK-1</w:t>
             </w:r>
@@ -3069,14 +2998,14 @@
         </w:tc>
         <w:tc>
           <w:tcPr>
-            <w:tcW w:type="dxa" w:w="1505"/>
+            <w:tcW w:type="dxa" w:w="2494"/>
             <w:vAlign w:val="center"/>
             <w:shd w:fill="FFFFFF"/>
             <w:tcMar>
-              <w:top w:w="80" w:type="dxa"/>
-              <w:bottom w:w="80" w:type="dxa"/>
-              <w:left w:w="100" w:type="dxa"/>
-              <w:right w:w="100" w:type="dxa"/>
+              <w:top w:w="70" w:type="dxa"/>
+              <w:bottom w:w="70" w:type="dxa"/>
+              <w:left w:w="90" w:type="dxa"/>
+              <w:right w:w="90" w:type="dxa"/>
             </w:tcMar>
           </w:tcPr>
           <w:p>
@@ -3088,7 +3017,7 @@
               <w:rPr>
                 <w:rFonts w:ascii="Calibri" w:hAnsi="Calibri"/>
                 <w:color w:val="262626"/>
-                <w:sz w:val="19"/>
+                <w:sz w:val="18"/>
               </w:rPr>
               <w:t>[ ] jam</w:t>
             </w:r>
@@ -3096,14 +3025,14 @@
         </w:tc>
         <w:tc>
           <w:tcPr>
-            <w:tcW w:type="dxa" w:w="1505"/>
+            <w:tcW w:type="dxa" w:w="2494"/>
             <w:vAlign w:val="center"/>
             <w:shd w:fill="FFFFFF"/>
             <w:tcMar>
-              <w:top w:w="80" w:type="dxa"/>
-              <w:bottom w:w="80" w:type="dxa"/>
-              <w:left w:w="100" w:type="dxa"/>
-              <w:right w:w="100" w:type="dxa"/>
+              <w:top w:w="70" w:type="dxa"/>
+              <w:bottom w:w="70" w:type="dxa"/>
+              <w:left w:w="90" w:type="dxa"/>
+              <w:right w:w="90" w:type="dxa"/>
             </w:tcMar>
           </w:tcPr>
           <w:p>
@@ -3115,7 +3044,7 @@
               <w:rPr>
                 <w:rFonts w:ascii="Calibri" w:hAnsi="Calibri"/>
                 <w:color w:val="262626"/>
-                <w:sz w:val="19"/>
+                <w:sz w:val="18"/>
               </w:rPr>
               <w:t>20%</w:t>
             </w:r>
@@ -3123,14 +3052,14 @@
         </w:tc>
         <w:tc>
           <w:tcPr>
-            <w:tcW w:type="dxa" w:w="1505"/>
+            <w:tcW w:type="dxa" w:w="2494"/>
             <w:vAlign w:val="center"/>
             <w:shd w:fill="FFFFFF"/>
             <w:tcMar>
-              <w:top w:w="80" w:type="dxa"/>
-              <w:bottom w:w="80" w:type="dxa"/>
-              <w:left w:w="100" w:type="dxa"/>
-              <w:right w:w="100" w:type="dxa"/>
+              <w:top w:w="70" w:type="dxa"/>
+              <w:bottom w:w="70" w:type="dxa"/>
+              <w:left w:w="90" w:type="dxa"/>
+              <w:right w:w="90" w:type="dxa"/>
             </w:tcMar>
           </w:tcPr>
           <w:p>
@@ -3142,7 +3071,7 @@
               <w:rPr>
                 <w:rFonts w:ascii="Calibri" w:hAnsi="Calibri"/>
                 <w:color w:val="262626"/>
-                <w:sz w:val="19"/>
+                <w:sz w:val="18"/>
               </w:rPr>
               <w:t>Pekan 4-5</w:t>
             </w:r>
@@ -3155,14 +3084,14 @@
         </w:trPr>
         <w:tc>
           <w:tcPr>
-            <w:tcW w:type="dxa" w:w="1505"/>
+            <w:tcW w:type="dxa" w:w="2494"/>
             <w:vAlign w:val="center"/>
             <w:shd w:fill="F2F5F9"/>
             <w:tcMar>
-              <w:top w:w="80" w:type="dxa"/>
-              <w:bottom w:w="80" w:type="dxa"/>
-              <w:left w:w="100" w:type="dxa"/>
-              <w:right w:w="100" w:type="dxa"/>
+              <w:top w:w="70" w:type="dxa"/>
+              <w:bottom w:w="70" w:type="dxa"/>
+              <w:left w:w="90" w:type="dxa"/>
+              <w:right w:w="90" w:type="dxa"/>
             </w:tcMar>
           </w:tcPr>
           <w:p>
@@ -3174,7 +3103,7 @@
               <w:rPr>
                 <w:rFonts w:ascii="Calibri" w:hAnsi="Calibri"/>
                 <w:color w:val="262626"/>
-                <w:sz w:val="19"/>
+                <w:sz w:val="18"/>
               </w:rPr>
               <w:t>UTS</w:t>
             </w:r>
@@ -3182,14 +3111,14 @@
         </w:tc>
         <w:tc>
           <w:tcPr>
-            <w:tcW w:type="dxa" w:w="1505"/>
+            <w:tcW w:type="dxa" w:w="2494"/>
             <w:vAlign w:val="center"/>
             <w:shd w:fill="F2F5F9"/>
             <w:tcMar>
-              <w:top w:w="80" w:type="dxa"/>
-              <w:bottom w:w="80" w:type="dxa"/>
-              <w:left w:w="100" w:type="dxa"/>
-              <w:right w:w="100" w:type="dxa"/>
+              <w:top w:w="70" w:type="dxa"/>
+              <w:bottom w:w="70" w:type="dxa"/>
+              <w:left w:w="90" w:type="dxa"/>
+              <w:right w:w="90" w:type="dxa"/>
             </w:tcMar>
           </w:tcPr>
           <w:p>
@@ -3201,7 +3130,7 @@
               <w:rPr>
                 <w:rFonts w:ascii="Calibri" w:hAnsi="Calibri"/>
                 <w:color w:val="262626"/>
-                <w:sz w:val="19"/>
+                <w:sz w:val="18"/>
               </w:rPr>
               <w:t>[Ujian Tengah / Ujian Praktik 50%]</w:t>
             </w:r>
@@ -3209,14 +3138,14 @@
         </w:tc>
         <w:tc>
           <w:tcPr>
-            <w:tcW w:type="dxa" w:w="1505"/>
+            <w:tcW w:type="dxa" w:w="2494"/>
             <w:vAlign w:val="center"/>
             <w:shd w:fill="F2F5F9"/>
             <w:tcMar>
-              <w:top w:w="80" w:type="dxa"/>
-              <w:bottom w:w="80" w:type="dxa"/>
-              <w:left w:w="100" w:type="dxa"/>
-              <w:right w:w="100" w:type="dxa"/>
+              <w:top w:w="70" w:type="dxa"/>
+              <w:bottom w:w="70" w:type="dxa"/>
+              <w:left w:w="90" w:type="dxa"/>
+              <w:right w:w="90" w:type="dxa"/>
             </w:tcMar>
           </w:tcPr>
           <w:p>
@@ -3228,7 +3157,7 @@
               <w:rPr>
                 <w:rFonts w:ascii="Calibri" w:hAnsi="Calibri"/>
                 <w:color w:val="262626"/>
-                <w:sz w:val="19"/>
+                <w:sz w:val="18"/>
               </w:rPr>
               <w:t>CPMK-2</w:t>
             </w:r>
@@ -3236,14 +3165,14 @@
         </w:tc>
         <w:tc>
           <w:tcPr>
-            <w:tcW w:type="dxa" w:w="1505"/>
+            <w:tcW w:type="dxa" w:w="2494"/>
             <w:vAlign w:val="center"/>
             <w:shd w:fill="F2F5F9"/>
             <w:tcMar>
-              <w:top w:w="80" w:type="dxa"/>
-              <w:bottom w:w="80" w:type="dxa"/>
-              <w:left w:w="100" w:type="dxa"/>
-              <w:right w:w="100" w:type="dxa"/>
+              <w:top w:w="70" w:type="dxa"/>
+              <w:bottom w:w="70" w:type="dxa"/>
+              <w:left w:w="90" w:type="dxa"/>
+              <w:right w:w="90" w:type="dxa"/>
             </w:tcMar>
           </w:tcPr>
           <w:p>
@@ -3255,7 +3184,7 @@
               <w:rPr>
                 <w:rFonts w:ascii="Calibri" w:hAnsi="Calibri"/>
                 <w:color w:val="262626"/>
-                <w:sz w:val="19"/>
+                <w:sz w:val="18"/>
               </w:rPr>
               <w:t>[ ] jam</w:t>
             </w:r>
@@ -3263,14 +3192,14 @@
         </w:tc>
         <w:tc>
           <w:tcPr>
-            <w:tcW w:type="dxa" w:w="1505"/>
+            <w:tcW w:type="dxa" w:w="2494"/>
             <w:vAlign w:val="center"/>
             <w:shd w:fill="F2F5F9"/>
             <w:tcMar>
-              <w:top w:w="80" w:type="dxa"/>
-              <w:bottom w:w="80" w:type="dxa"/>
-              <w:left w:w="100" w:type="dxa"/>
-              <w:right w:w="100" w:type="dxa"/>
+              <w:top w:w="70" w:type="dxa"/>
+              <w:bottom w:w="70" w:type="dxa"/>
+              <w:left w:w="90" w:type="dxa"/>
+              <w:right w:w="90" w:type="dxa"/>
             </w:tcMar>
           </w:tcPr>
           <w:p>
@@ -3282,7 +3211,7 @@
               <w:rPr>
                 <w:rFonts w:ascii="Calibri" w:hAnsi="Calibri"/>
                 <w:color w:val="262626"/>
-                <w:sz w:val="19"/>
+                <w:sz w:val="18"/>
               </w:rPr>
               <w:t>25-30%</w:t>
             </w:r>
@@ -3290,14 +3219,14 @@
         </w:tc>
         <w:tc>
           <w:tcPr>
-            <w:tcW w:type="dxa" w:w="1505"/>
+            <w:tcW w:type="dxa" w:w="2494"/>
             <w:vAlign w:val="center"/>
             <w:shd w:fill="F2F5F9"/>
             <w:tcMar>
-              <w:top w:w="80" w:type="dxa"/>
-              <w:bottom w:w="80" w:type="dxa"/>
-              <w:left w:w="100" w:type="dxa"/>
-              <w:right w:w="100" w:type="dxa"/>
+              <w:top w:w="70" w:type="dxa"/>
+              <w:bottom w:w="70" w:type="dxa"/>
+              <w:left w:w="90" w:type="dxa"/>
+              <w:right w:w="90" w:type="dxa"/>
             </w:tcMar>
           </w:tcPr>
           <w:p>
@@ -3309,7 +3238,7 @@
               <w:rPr>
                 <w:rFonts w:ascii="Calibri" w:hAnsi="Calibri"/>
                 <w:color w:val="262626"/>
-                <w:sz w:val="19"/>
+                <w:sz w:val="18"/>
               </w:rPr>
               <w:t>Pekan 8</w:t>
             </w:r>
@@ -3322,14 +3251,14 @@
         </w:trPr>
         <w:tc>
           <w:tcPr>
-            <w:tcW w:type="dxa" w:w="1505"/>
+            <w:tcW w:type="dxa" w:w="2494"/>
             <w:vAlign w:val="center"/>
             <w:shd w:fill="FFFFFF"/>
             <w:tcMar>
-              <w:top w:w="80" w:type="dxa"/>
-              <w:bottom w:w="80" w:type="dxa"/>
-              <w:left w:w="100" w:type="dxa"/>
-              <w:right w:w="100" w:type="dxa"/>
+              <w:top w:w="70" w:type="dxa"/>
+              <w:bottom w:w="70" w:type="dxa"/>
+              <w:left w:w="90" w:type="dxa"/>
+              <w:right w:w="90" w:type="dxa"/>
             </w:tcMar>
           </w:tcPr>
           <w:p>
@@ -3341,7 +3270,7 @@
               <w:rPr>
                 <w:rFonts w:ascii="Calibri" w:hAnsi="Calibri"/>
                 <w:color w:val="262626"/>
-                <w:sz w:val="19"/>
+                <w:sz w:val="18"/>
               </w:rPr>
               <w:t>Tugas 2</w:t>
             </w:r>
@@ -3349,14 +3278,14 @@
         </w:tc>
         <w:tc>
           <w:tcPr>
-            <w:tcW w:type="dxa" w:w="1505"/>
+            <w:tcW w:type="dxa" w:w="2494"/>
             <w:vAlign w:val="center"/>
             <w:shd w:fill="FFFFFF"/>
             <w:tcMar>
-              <w:top w:w="80" w:type="dxa"/>
-              <w:bottom w:w="80" w:type="dxa"/>
-              <w:left w:w="100" w:type="dxa"/>
-              <w:right w:w="100" w:type="dxa"/>
+              <w:top w:w="70" w:type="dxa"/>
+              <w:bottom w:w="70" w:type="dxa"/>
+              <w:left w:w="90" w:type="dxa"/>
+              <w:right w:w="90" w:type="dxa"/>
             </w:tcMar>
           </w:tcPr>
           <w:p>
@@ -3368,7 +3297,7 @@
               <w:rPr>
                 <w:rFonts w:ascii="Calibri" w:hAnsi="Calibri"/>
                 <w:color w:val="262626"/>
-                <w:sz w:val="19"/>
+                <w:sz w:val="18"/>
               </w:rPr>
               <w:t>[Studi Kasus / Paper Analisis / Milestone Proyek 2]</w:t>
             </w:r>
@@ -3376,14 +3305,14 @@
         </w:tc>
         <w:tc>
           <w:tcPr>
-            <w:tcW w:type="dxa" w:w="1505"/>
+            <w:tcW w:type="dxa" w:w="2494"/>
             <w:vAlign w:val="center"/>
             <w:shd w:fill="FFFFFF"/>
             <w:tcMar>
-              <w:top w:w="80" w:type="dxa"/>
-              <w:bottom w:w="80" w:type="dxa"/>
-              <w:left w:w="100" w:type="dxa"/>
-              <w:right w:w="100" w:type="dxa"/>
+              <w:top w:w="70" w:type="dxa"/>
+              <w:bottom w:w="70" w:type="dxa"/>
+              <w:left w:w="90" w:type="dxa"/>
+              <w:right w:w="90" w:type="dxa"/>
             </w:tcMar>
           </w:tcPr>
           <w:p>
@@ -3395,7 +3324,7 @@
               <w:rPr>
                 <w:rFonts w:ascii="Calibri" w:hAnsi="Calibri"/>
                 <w:color w:val="262626"/>
-                <w:sz w:val="19"/>
+                <w:sz w:val="18"/>
               </w:rPr>
               <w:t>CPMK-3</w:t>
             </w:r>
@@ -3403,14 +3332,14 @@
         </w:tc>
         <w:tc>
           <w:tcPr>
-            <w:tcW w:type="dxa" w:w="1505"/>
+            <w:tcW w:type="dxa" w:w="2494"/>
             <w:vAlign w:val="center"/>
             <w:shd w:fill="FFFFFF"/>
             <w:tcMar>
-              <w:top w:w="80" w:type="dxa"/>
-              <w:bottom w:w="80" w:type="dxa"/>
-              <w:left w:w="100" w:type="dxa"/>
-              <w:right w:w="100" w:type="dxa"/>
+              <w:top w:w="70" w:type="dxa"/>
+              <w:bottom w:w="70" w:type="dxa"/>
+              <w:left w:w="90" w:type="dxa"/>
+              <w:right w:w="90" w:type="dxa"/>
             </w:tcMar>
           </w:tcPr>
           <w:p>
@@ -3422,7 +3351,7 @@
               <w:rPr>
                 <w:rFonts w:ascii="Calibri" w:hAnsi="Calibri"/>
                 <w:color w:val="262626"/>
-                <w:sz w:val="19"/>
+                <w:sz w:val="18"/>
               </w:rPr>
               <w:t>[ ] jam</w:t>
             </w:r>
@@ -3430,14 +3359,14 @@
         </w:tc>
         <w:tc>
           <w:tcPr>
-            <w:tcW w:type="dxa" w:w="1505"/>
+            <w:tcW w:type="dxa" w:w="2494"/>
             <w:vAlign w:val="center"/>
             <w:shd w:fill="FFFFFF"/>
             <w:tcMar>
-              <w:top w:w="80" w:type="dxa"/>
-              <w:bottom w:w="80" w:type="dxa"/>
-              <w:left w:w="100" w:type="dxa"/>
-              <w:right w:w="100" w:type="dxa"/>
+              <w:top w:w="70" w:type="dxa"/>
+              <w:bottom w:w="70" w:type="dxa"/>
+              <w:left w:w="90" w:type="dxa"/>
+              <w:right w:w="90" w:type="dxa"/>
             </w:tcMar>
           </w:tcPr>
           <w:p>
@@ -3449,7 +3378,7 @@
               <w:rPr>
                 <w:rFonts w:ascii="Calibri" w:hAnsi="Calibri"/>
                 <w:color w:val="262626"/>
-                <w:sz w:val="19"/>
+                <w:sz w:val="18"/>
               </w:rPr>
               <w:t>20-25%</w:t>
             </w:r>
@@ -3457,14 +3386,14 @@
         </w:tc>
         <w:tc>
           <w:tcPr>
-            <w:tcW w:type="dxa" w:w="1505"/>
+            <w:tcW w:type="dxa" w:w="2494"/>
             <w:vAlign w:val="center"/>
             <w:shd w:fill="FFFFFF"/>
             <w:tcMar>
-              <w:top w:w="80" w:type="dxa"/>
-              <w:bottom w:w="80" w:type="dxa"/>
-              <w:left w:w="100" w:type="dxa"/>
-              <w:right w:w="100" w:type="dxa"/>
+              <w:top w:w="70" w:type="dxa"/>
+              <w:bottom w:w="70" w:type="dxa"/>
+              <w:left w:w="90" w:type="dxa"/>
+              <w:right w:w="90" w:type="dxa"/>
             </w:tcMar>
           </w:tcPr>
           <w:p>
@@ -3476,7 +3405,7 @@
               <w:rPr>
                 <w:rFonts w:ascii="Calibri" w:hAnsi="Calibri"/>
                 <w:color w:val="262626"/>
-                <w:sz w:val="19"/>
+                <w:sz w:val="18"/>
               </w:rPr>
               <w:t>Pekan 12-13</w:t>
             </w:r>
@@ -3489,14 +3418,14 @@
         </w:trPr>
         <w:tc>
           <w:tcPr>
-            <w:tcW w:type="dxa" w:w="1505"/>
+            <w:tcW w:type="dxa" w:w="2494"/>
             <w:vAlign w:val="center"/>
             <w:shd w:fill="F2F5F9"/>
             <w:tcMar>
-              <w:top w:w="80" w:type="dxa"/>
-              <w:bottom w:w="80" w:type="dxa"/>
-              <w:left w:w="100" w:type="dxa"/>
-              <w:right w:w="100" w:type="dxa"/>
+              <w:top w:w="70" w:type="dxa"/>
+              <w:bottom w:w="70" w:type="dxa"/>
+              <w:left w:w="90" w:type="dxa"/>
+              <w:right w:w="90" w:type="dxa"/>
             </w:tcMar>
           </w:tcPr>
           <w:p>
@@ -3508,7 +3437,7 @@
               <w:rPr>
                 <w:rFonts w:ascii="Calibri" w:hAnsi="Calibri"/>
                 <w:color w:val="262626"/>
-                <w:sz w:val="19"/>
+                <w:sz w:val="18"/>
               </w:rPr>
               <w:t>UAS</w:t>
             </w:r>
@@ -3516,14 +3445,14 @@
         </w:tc>
         <w:tc>
           <w:tcPr>
-            <w:tcW w:type="dxa" w:w="1505"/>
+            <w:tcW w:type="dxa" w:w="2494"/>
             <w:vAlign w:val="center"/>
             <w:shd w:fill="F2F5F9"/>
             <w:tcMar>
-              <w:top w:w="80" w:type="dxa"/>
-              <w:bottom w:w="80" w:type="dxa"/>
-              <w:left w:w="100" w:type="dxa"/>
-              <w:right w:w="100" w:type="dxa"/>
+              <w:top w:w="70" w:type="dxa"/>
+              <w:bottom w:w="70" w:type="dxa"/>
+              <w:left w:w="90" w:type="dxa"/>
+              <w:right w:w="90" w:type="dxa"/>
             </w:tcMar>
           </w:tcPr>
           <w:p>
@@ -3535,7 +3464,7 @@
               <w:rPr>
                 <w:rFonts w:ascii="Calibri" w:hAnsi="Calibri"/>
                 <w:color w:val="262626"/>
-                <w:sz w:val="19"/>
+                <w:sz w:val="18"/>
               </w:rPr>
               <w:t>[Ujian Komprehensif / Demo Day + Portofolio]</w:t>
             </w:r>
@@ -3543,14 +3472,14 @@
         </w:tc>
         <w:tc>
           <w:tcPr>
-            <w:tcW w:type="dxa" w:w="1505"/>
+            <w:tcW w:type="dxa" w:w="2494"/>
             <w:vAlign w:val="center"/>
             <w:shd w:fill="F2F5F9"/>
             <w:tcMar>
-              <w:top w:w="80" w:type="dxa"/>
-              <w:bottom w:w="80" w:type="dxa"/>
-              <w:left w:w="100" w:type="dxa"/>
-              <w:right w:w="100" w:type="dxa"/>
+              <w:top w:w="70" w:type="dxa"/>
+              <w:bottom w:w="70" w:type="dxa"/>
+              <w:left w:w="90" w:type="dxa"/>
+              <w:right w:w="90" w:type="dxa"/>
             </w:tcMar>
           </w:tcPr>
           <w:p>
@@ -3562,7 +3491,7 @@
               <w:rPr>
                 <w:rFonts w:ascii="Calibri" w:hAnsi="Calibri"/>
                 <w:color w:val="262626"/>
-                <w:sz w:val="19"/>
+                <w:sz w:val="18"/>
               </w:rPr>
               <w:t>CPMK-4</w:t>
             </w:r>
@@ -3570,14 +3499,14 @@
         </w:tc>
         <w:tc>
           <w:tcPr>
-            <w:tcW w:type="dxa" w:w="1505"/>
+            <w:tcW w:type="dxa" w:w="2494"/>
             <w:vAlign w:val="center"/>
             <w:shd w:fill="F2F5F9"/>
             <w:tcMar>
-              <w:top w:w="80" w:type="dxa"/>
-              <w:bottom w:w="80" w:type="dxa"/>
-              <w:left w:w="100" w:type="dxa"/>
-              <w:right w:w="100" w:type="dxa"/>
+              <w:top w:w="70" w:type="dxa"/>
+              <w:bottom w:w="70" w:type="dxa"/>
+              <w:left w:w="90" w:type="dxa"/>
+              <w:right w:w="90" w:type="dxa"/>
             </w:tcMar>
           </w:tcPr>
           <w:p>
@@ -3589,7 +3518,7 @@
               <w:rPr>
                 <w:rFonts w:ascii="Calibri" w:hAnsi="Calibri"/>
                 <w:color w:val="262626"/>
-                <w:sz w:val="19"/>
+                <w:sz w:val="18"/>
               </w:rPr>
               <w:t>[ ] jam</w:t>
             </w:r>
@@ -3597,14 +3526,14 @@
         </w:tc>
         <w:tc>
           <w:tcPr>
-            <w:tcW w:type="dxa" w:w="1505"/>
+            <w:tcW w:type="dxa" w:w="2494"/>
             <w:vAlign w:val="center"/>
             <w:shd w:fill="F2F5F9"/>
             <w:tcMar>
-              <w:top w:w="80" w:type="dxa"/>
-              <w:bottom w:w="80" w:type="dxa"/>
-              <w:left w:w="100" w:type="dxa"/>
-              <w:right w:w="100" w:type="dxa"/>
+              <w:top w:w="70" w:type="dxa"/>
+              <w:bottom w:w="70" w:type="dxa"/>
+              <w:left w:w="90" w:type="dxa"/>
+              <w:right w:w="90" w:type="dxa"/>
             </w:tcMar>
           </w:tcPr>
           <w:p>
@@ -3616,7 +3545,7 @@
               <w:rPr>
                 <w:rFonts w:ascii="Calibri" w:hAnsi="Calibri"/>
                 <w:color w:val="262626"/>
-                <w:sz w:val="19"/>
+                <w:sz w:val="18"/>
               </w:rPr>
               <w:t>30%</w:t>
             </w:r>
@@ -3624,14 +3553,14 @@
         </w:tc>
         <w:tc>
           <w:tcPr>
-            <w:tcW w:type="dxa" w:w="1505"/>
+            <w:tcW w:type="dxa" w:w="2494"/>
             <w:vAlign w:val="center"/>
             <w:shd w:fill="F2F5F9"/>
             <w:tcMar>
-              <w:top w:w="80" w:type="dxa"/>
-              <w:bottom w:w="80" w:type="dxa"/>
-              <w:left w:w="100" w:type="dxa"/>
-              <w:right w:w="100" w:type="dxa"/>
+              <w:top w:w="70" w:type="dxa"/>
+              <w:bottom w:w="70" w:type="dxa"/>
+              <w:left w:w="90" w:type="dxa"/>
+              <w:right w:w="90" w:type="dxa"/>
             </w:tcMar>
           </w:tcPr>
           <w:p>
@@ -3643,7 +3572,7 @@
               <w:rPr>
                 <w:rFonts w:ascii="Calibri" w:hAnsi="Calibri"/>
                 <w:color w:val="262626"/>
-                <w:sz w:val="19"/>
+                <w:sz w:val="18"/>
               </w:rPr>
               <w:t>Pekan 16</w:t>
             </w:r>
@@ -3653,7 +3582,7 @@
     </w:tbl>
     <w:p>
       <w:pPr>
-        <w:spacing w:after="120"/>
+        <w:spacing w:after="100"/>
       </w:pPr>
     </w:p>
     <w:p>
@@ -3687,11 +3616,11 @@
         </w:tblBorders>
       </w:tblPr>
       <w:tblGrid>
-        <w:gridCol w:w="1806"/>
-        <w:gridCol w:w="1806"/>
-        <w:gridCol w:w="1806"/>
-        <w:gridCol w:w="1806"/>
-        <w:gridCol w:w="1806"/>
+        <w:gridCol w:w="2992"/>
+        <w:gridCol w:w="2992"/>
+        <w:gridCol w:w="2992"/>
+        <w:gridCol w:w="2992"/>
+        <w:gridCol w:w="2992"/>
       </w:tblGrid>
       <w:tr>
         <w:trPr>
@@ -3701,7 +3630,7 @@
         </w:trPr>
         <w:tc>
           <w:tcPr>
-            <w:tcW w:type="dxa" w:w="1806"/>
+            <w:tcW w:type="dxa" w:w="2992"/>
             <w:vAlign w:val="center"/>
             <w:shd w:fill="1F3864"/>
             <w:tcMar>
@@ -3729,7 +3658,7 @@
         </w:tc>
         <w:tc>
           <w:tcPr>
-            <w:tcW w:type="dxa" w:w="1806"/>
+            <w:tcW w:type="dxa" w:w="2992"/>
             <w:vAlign w:val="center"/>
             <w:shd w:fill="1F3864"/>
             <w:tcMar>
@@ -3757,7 +3686,7 @@
         </w:tc>
         <w:tc>
           <w:tcPr>
-            <w:tcW w:type="dxa" w:w="1806"/>
+            <w:tcW w:type="dxa" w:w="2992"/>
             <w:vAlign w:val="center"/>
             <w:shd w:fill="1F3864"/>
             <w:tcMar>
@@ -3785,7 +3714,7 @@
         </w:tc>
         <w:tc>
           <w:tcPr>
-            <w:tcW w:type="dxa" w:w="1806"/>
+            <w:tcW w:type="dxa" w:w="2992"/>
             <w:vAlign w:val="center"/>
             <w:shd w:fill="1F3864"/>
             <w:tcMar>
@@ -3813,7 +3742,7 @@
         </w:tc>
         <w:tc>
           <w:tcPr>
-            <w:tcW w:type="dxa" w:w="1806"/>
+            <w:tcW w:type="dxa" w:w="2992"/>
             <w:vAlign w:val="center"/>
             <w:shd w:fill="1F3864"/>
             <w:tcMar>
@@ -3846,14 +3775,14 @@
         </w:trPr>
         <w:tc>
           <w:tcPr>
-            <w:tcW w:type="dxa" w:w="1806"/>
+            <w:tcW w:type="dxa" w:w="2992"/>
             <w:vAlign w:val="center"/>
             <w:shd w:fill="FFFFFF"/>
             <w:tcMar>
-              <w:top w:w="80" w:type="dxa"/>
-              <w:bottom w:w="80" w:type="dxa"/>
-              <w:left w:w="100" w:type="dxa"/>
-              <w:right w:w="100" w:type="dxa"/>
+              <w:top w:w="70" w:type="dxa"/>
+              <w:bottom w:w="70" w:type="dxa"/>
+              <w:left w:w="90" w:type="dxa"/>
+              <w:right w:w="90" w:type="dxa"/>
             </w:tcMar>
           </w:tcPr>
           <w:p>
@@ -3873,14 +3802,14 @@
         </w:tc>
         <w:tc>
           <w:tcPr>
-            <w:tcW w:type="dxa" w:w="1806"/>
+            <w:tcW w:type="dxa" w:w="2992"/>
             <w:vAlign w:val="center"/>
             <w:shd w:fill="FFFFFF"/>
             <w:tcMar>
-              <w:top w:w="80" w:type="dxa"/>
-              <w:bottom w:w="80" w:type="dxa"/>
-              <w:left w:w="100" w:type="dxa"/>
-              <w:right w:w="100" w:type="dxa"/>
+              <w:top w:w="70" w:type="dxa"/>
+              <w:bottom w:w="70" w:type="dxa"/>
+              <w:left w:w="90" w:type="dxa"/>
+              <w:right w:w="90" w:type="dxa"/>
             </w:tcMar>
           </w:tcPr>
           <w:p>
@@ -3900,14 +3829,14 @@
         </w:tc>
         <w:tc>
           <w:tcPr>
-            <w:tcW w:type="dxa" w:w="1806"/>
+            <w:tcW w:type="dxa" w:w="2992"/>
             <w:vAlign w:val="center"/>
             <w:shd w:fill="FFFFFF"/>
             <w:tcMar>
-              <w:top w:w="80" w:type="dxa"/>
-              <w:bottom w:w="80" w:type="dxa"/>
-              <w:left w:w="100" w:type="dxa"/>
-              <w:right w:w="100" w:type="dxa"/>
+              <w:top w:w="70" w:type="dxa"/>
+              <w:bottom w:w="70" w:type="dxa"/>
+              <w:left w:w="90" w:type="dxa"/>
+              <w:right w:w="90" w:type="dxa"/>
             </w:tcMar>
           </w:tcPr>
           <w:p>
@@ -3927,14 +3856,14 @@
         </w:tc>
         <w:tc>
           <w:tcPr>
-            <w:tcW w:type="dxa" w:w="1806"/>
+            <w:tcW w:type="dxa" w:w="2992"/>
             <w:vAlign w:val="center"/>
             <w:shd w:fill="FFFFFF"/>
             <w:tcMar>
-              <w:top w:w="80" w:type="dxa"/>
-              <w:bottom w:w="80" w:type="dxa"/>
-              <w:left w:w="100" w:type="dxa"/>
-              <w:right w:w="100" w:type="dxa"/>
+              <w:top w:w="70" w:type="dxa"/>
+              <w:bottom w:w="70" w:type="dxa"/>
+              <w:left w:w="90" w:type="dxa"/>
+              <w:right w:w="90" w:type="dxa"/>
             </w:tcMar>
           </w:tcPr>
           <w:p>
@@ -3954,14 +3883,14 @@
         </w:tc>
         <w:tc>
           <w:tcPr>
-            <w:tcW w:type="dxa" w:w="1806"/>
+            <w:tcW w:type="dxa" w:w="2992"/>
             <w:vAlign w:val="center"/>
             <w:shd w:fill="FFFFFF"/>
             <w:tcMar>
-              <w:top w:w="80" w:type="dxa"/>
-              <w:bottom w:w="80" w:type="dxa"/>
-              <w:left w:w="100" w:type="dxa"/>
-              <w:right w:w="100" w:type="dxa"/>
+              <w:top w:w="70" w:type="dxa"/>
+              <w:bottom w:w="70" w:type="dxa"/>
+              <w:left w:w="90" w:type="dxa"/>
+              <w:right w:w="90" w:type="dxa"/>
             </w:tcMar>
           </w:tcPr>
           <w:p>
@@ -3986,14 +3915,14 @@
         </w:trPr>
         <w:tc>
           <w:tcPr>
-            <w:tcW w:type="dxa" w:w="1806"/>
+            <w:tcW w:type="dxa" w:w="2992"/>
             <w:vAlign w:val="center"/>
             <w:shd w:fill="F2F5F9"/>
             <w:tcMar>
-              <w:top w:w="80" w:type="dxa"/>
-              <w:bottom w:w="80" w:type="dxa"/>
-              <w:left w:w="100" w:type="dxa"/>
-              <w:right w:w="100" w:type="dxa"/>
+              <w:top w:w="70" w:type="dxa"/>
+              <w:bottom w:w="70" w:type="dxa"/>
+              <w:left w:w="90" w:type="dxa"/>
+              <w:right w:w="90" w:type="dxa"/>
             </w:tcMar>
           </w:tcPr>
           <w:p>
@@ -4013,14 +3942,14 @@
         </w:tc>
         <w:tc>
           <w:tcPr>
-            <w:tcW w:type="dxa" w:w="1806"/>
+            <w:tcW w:type="dxa" w:w="2992"/>
             <w:vAlign w:val="center"/>
             <w:shd w:fill="F2F5F9"/>
             <w:tcMar>
-              <w:top w:w="80" w:type="dxa"/>
-              <w:bottom w:w="80" w:type="dxa"/>
-              <w:left w:w="100" w:type="dxa"/>
-              <w:right w:w="100" w:type="dxa"/>
+              <w:top w:w="70" w:type="dxa"/>
+              <w:bottom w:w="70" w:type="dxa"/>
+              <w:left w:w="90" w:type="dxa"/>
+              <w:right w:w="90" w:type="dxa"/>
             </w:tcMar>
           </w:tcPr>
           <w:p>
@@ -4040,14 +3969,14 @@
         </w:tc>
         <w:tc>
           <w:tcPr>
-            <w:tcW w:type="dxa" w:w="1806"/>
+            <w:tcW w:type="dxa" w:w="2992"/>
             <w:vAlign w:val="center"/>
             <w:shd w:fill="F2F5F9"/>
             <w:tcMar>
-              <w:top w:w="80" w:type="dxa"/>
-              <w:bottom w:w="80" w:type="dxa"/>
-              <w:left w:w="100" w:type="dxa"/>
-              <w:right w:w="100" w:type="dxa"/>
+              <w:top w:w="70" w:type="dxa"/>
+              <w:bottom w:w="70" w:type="dxa"/>
+              <w:left w:w="90" w:type="dxa"/>
+              <w:right w:w="90" w:type="dxa"/>
             </w:tcMar>
           </w:tcPr>
           <w:p>
@@ -4067,14 +3996,14 @@
         </w:tc>
         <w:tc>
           <w:tcPr>
-            <w:tcW w:type="dxa" w:w="1806"/>
+            <w:tcW w:type="dxa" w:w="2992"/>
             <w:vAlign w:val="center"/>
             <w:shd w:fill="F2F5F9"/>
             <w:tcMar>
-              <w:top w:w="80" w:type="dxa"/>
-              <w:bottom w:w="80" w:type="dxa"/>
-              <w:left w:w="100" w:type="dxa"/>
-              <w:right w:w="100" w:type="dxa"/>
+              <w:top w:w="70" w:type="dxa"/>
+              <w:bottom w:w="70" w:type="dxa"/>
+              <w:left w:w="90" w:type="dxa"/>
+              <w:right w:w="90" w:type="dxa"/>
             </w:tcMar>
           </w:tcPr>
           <w:p>
@@ -4094,14 +4023,14 @@
         </w:tc>
         <w:tc>
           <w:tcPr>
-            <w:tcW w:type="dxa" w:w="1806"/>
+            <w:tcW w:type="dxa" w:w="2992"/>
             <w:vAlign w:val="center"/>
             <w:shd w:fill="F2F5F9"/>
             <w:tcMar>
-              <w:top w:w="80" w:type="dxa"/>
-              <w:bottom w:w="80" w:type="dxa"/>
-              <w:left w:w="100" w:type="dxa"/>
-              <w:right w:w="100" w:type="dxa"/>
+              <w:top w:w="70" w:type="dxa"/>
+              <w:bottom w:w="70" w:type="dxa"/>
+              <w:left w:w="90" w:type="dxa"/>
+              <w:right w:w="90" w:type="dxa"/>
             </w:tcMar>
           </w:tcPr>
           <w:p>
@@ -4126,14 +4055,14 @@
         </w:trPr>
         <w:tc>
           <w:tcPr>
-            <w:tcW w:type="dxa" w:w="1806"/>
+            <w:tcW w:type="dxa" w:w="2992"/>
             <w:vAlign w:val="center"/>
             <w:shd w:fill="FFFFFF"/>
             <w:tcMar>
-              <w:top w:w="80" w:type="dxa"/>
-              <w:bottom w:w="80" w:type="dxa"/>
-              <w:left w:w="100" w:type="dxa"/>
-              <w:right w:w="100" w:type="dxa"/>
+              <w:top w:w="70" w:type="dxa"/>
+              <w:bottom w:w="70" w:type="dxa"/>
+              <w:left w:w="90" w:type="dxa"/>
+              <w:right w:w="90" w:type="dxa"/>
             </w:tcMar>
           </w:tcPr>
           <w:p>
@@ -4153,14 +4082,14 @@
         </w:tc>
         <w:tc>
           <w:tcPr>
-            <w:tcW w:type="dxa" w:w="1806"/>
+            <w:tcW w:type="dxa" w:w="2992"/>
             <w:vAlign w:val="center"/>
             <w:shd w:fill="FFFFFF"/>
             <w:tcMar>
-              <w:top w:w="80" w:type="dxa"/>
-              <w:bottom w:w="80" w:type="dxa"/>
-              <w:left w:w="100" w:type="dxa"/>
-              <w:right w:w="100" w:type="dxa"/>
+              <w:top w:w="70" w:type="dxa"/>
+              <w:bottom w:w="70" w:type="dxa"/>
+              <w:left w:w="90" w:type="dxa"/>
+              <w:right w:w="90" w:type="dxa"/>
             </w:tcMar>
           </w:tcPr>
           <w:p>
@@ -4180,14 +4109,14 @@
         </w:tc>
         <w:tc>
           <w:tcPr>
-            <w:tcW w:type="dxa" w:w="1806"/>
+            <w:tcW w:type="dxa" w:w="2992"/>
             <w:vAlign w:val="center"/>
             <w:shd w:fill="FFFFFF"/>
             <w:tcMar>
-              <w:top w:w="80" w:type="dxa"/>
-              <w:bottom w:w="80" w:type="dxa"/>
-              <w:left w:w="100" w:type="dxa"/>
-              <w:right w:w="100" w:type="dxa"/>
+              <w:top w:w="70" w:type="dxa"/>
+              <w:bottom w:w="70" w:type="dxa"/>
+              <w:left w:w="90" w:type="dxa"/>
+              <w:right w:w="90" w:type="dxa"/>
             </w:tcMar>
           </w:tcPr>
           <w:p>
@@ -4207,14 +4136,14 @@
         </w:tc>
         <w:tc>
           <w:tcPr>
-            <w:tcW w:type="dxa" w:w="1806"/>
+            <w:tcW w:type="dxa" w:w="2992"/>
             <w:vAlign w:val="center"/>
             <w:shd w:fill="FFFFFF"/>
             <w:tcMar>
-              <w:top w:w="80" w:type="dxa"/>
-              <w:bottom w:w="80" w:type="dxa"/>
-              <w:left w:w="100" w:type="dxa"/>
-              <w:right w:w="100" w:type="dxa"/>
+              <w:top w:w="70" w:type="dxa"/>
+              <w:bottom w:w="70" w:type="dxa"/>
+              <w:left w:w="90" w:type="dxa"/>
+              <w:right w:w="90" w:type="dxa"/>
             </w:tcMar>
           </w:tcPr>
           <w:p>
@@ -4234,14 +4163,14 @@
         </w:tc>
         <w:tc>
           <w:tcPr>
-            <w:tcW w:type="dxa" w:w="1806"/>
+            <w:tcW w:type="dxa" w:w="2992"/>
             <w:vAlign w:val="center"/>
             <w:shd w:fill="FFFFFF"/>
             <w:tcMar>
-              <w:top w:w="80" w:type="dxa"/>
-              <w:bottom w:w="80" w:type="dxa"/>
-              <w:left w:w="100" w:type="dxa"/>
-              <w:right w:w="100" w:type="dxa"/>
+              <w:top w:w="70" w:type="dxa"/>
+              <w:bottom w:w="70" w:type="dxa"/>
+              <w:left w:w="90" w:type="dxa"/>
+              <w:right w:w="90" w:type="dxa"/>
             </w:tcMar>
           </w:tcPr>
           <w:p>
@@ -4266,14 +4195,14 @@
         </w:trPr>
         <w:tc>
           <w:tcPr>
-            <w:tcW w:type="dxa" w:w="1806"/>
+            <w:tcW w:type="dxa" w:w="2992"/>
             <w:vAlign w:val="center"/>
             <w:shd w:fill="F2F5F9"/>
             <w:tcMar>
-              <w:top w:w="80" w:type="dxa"/>
-              <w:bottom w:w="80" w:type="dxa"/>
-              <w:left w:w="100" w:type="dxa"/>
-              <w:right w:w="100" w:type="dxa"/>
+              <w:top w:w="70" w:type="dxa"/>
+              <w:bottom w:w="70" w:type="dxa"/>
+              <w:left w:w="90" w:type="dxa"/>
+              <w:right w:w="90" w:type="dxa"/>
             </w:tcMar>
           </w:tcPr>
           <w:p>
@@ -4293,14 +4222,14 @@
         </w:tc>
         <w:tc>
           <w:tcPr>
-            <w:tcW w:type="dxa" w:w="1806"/>
+            <w:tcW w:type="dxa" w:w="2992"/>
             <w:vAlign w:val="center"/>
             <w:shd w:fill="F2F5F9"/>
             <w:tcMar>
-              <w:top w:w="80" w:type="dxa"/>
-              <w:bottom w:w="80" w:type="dxa"/>
-              <w:left w:w="100" w:type="dxa"/>
-              <w:right w:w="100" w:type="dxa"/>
+              <w:top w:w="70" w:type="dxa"/>
+              <w:bottom w:w="70" w:type="dxa"/>
+              <w:left w:w="90" w:type="dxa"/>
+              <w:right w:w="90" w:type="dxa"/>
             </w:tcMar>
           </w:tcPr>
           <w:p>
@@ -4320,14 +4249,14 @@
         </w:tc>
         <w:tc>
           <w:tcPr>
-            <w:tcW w:type="dxa" w:w="1806"/>
+            <w:tcW w:type="dxa" w:w="2992"/>
             <w:vAlign w:val="center"/>
             <w:shd w:fill="F2F5F9"/>
             <w:tcMar>
-              <w:top w:w="80" w:type="dxa"/>
-              <w:bottom w:w="80" w:type="dxa"/>
-              <w:left w:w="100" w:type="dxa"/>
-              <w:right w:w="100" w:type="dxa"/>
+              <w:top w:w="70" w:type="dxa"/>
+              <w:bottom w:w="70" w:type="dxa"/>
+              <w:left w:w="90" w:type="dxa"/>
+              <w:right w:w="90" w:type="dxa"/>
             </w:tcMar>
           </w:tcPr>
           <w:p>
@@ -4347,14 +4276,14 @@
         </w:tc>
         <w:tc>
           <w:tcPr>
-            <w:tcW w:type="dxa" w:w="1806"/>
+            <w:tcW w:type="dxa" w:w="2992"/>
             <w:vAlign w:val="center"/>
             <w:shd w:fill="F2F5F9"/>
             <w:tcMar>
-              <w:top w:w="80" w:type="dxa"/>
-              <w:bottom w:w="80" w:type="dxa"/>
-              <w:left w:w="100" w:type="dxa"/>
-              <w:right w:w="100" w:type="dxa"/>
+              <w:top w:w="70" w:type="dxa"/>
+              <w:bottom w:w="70" w:type="dxa"/>
+              <w:left w:w="90" w:type="dxa"/>
+              <w:right w:w="90" w:type="dxa"/>
             </w:tcMar>
           </w:tcPr>
           <w:p>
@@ -4374,14 +4303,14 @@
         </w:tc>
         <w:tc>
           <w:tcPr>
-            <w:tcW w:type="dxa" w:w="1806"/>
+            <w:tcW w:type="dxa" w:w="2992"/>
             <w:vAlign w:val="center"/>
             <w:shd w:fill="F2F5F9"/>
             <w:tcMar>
-              <w:top w:w="80" w:type="dxa"/>
-              <w:bottom w:w="80" w:type="dxa"/>
-              <w:left w:w="100" w:type="dxa"/>
-              <w:right w:w="100" w:type="dxa"/>
+              <w:top w:w="70" w:type="dxa"/>
+              <w:bottom w:w="70" w:type="dxa"/>
+              <w:left w:w="90" w:type="dxa"/>
+              <w:right w:w="90" w:type="dxa"/>
             </w:tcMar>
           </w:tcPr>
           <w:p>
@@ -4403,7 +4332,7 @@
     </w:tbl>
     <w:p>
       <w:pPr>
-        <w:spacing w:after="120"/>
+        <w:spacing w:after="100"/>
       </w:pPr>
     </w:p>
     <w:p>
@@ -4553,17 +4482,17 @@
         <w:tblLook w:firstColumn="1" w:firstRow="1" w:lastColumn="0" w:lastRow="0" w:noHBand="0" w:noVBand="1" w:val="04A0"/>
       </w:tblPr>
       <w:tblGrid>
-        <w:gridCol w:w="9029"/>
+        <w:gridCol w:w="14962"/>
       </w:tblGrid>
       <w:tr>
         <w:tc>
           <w:tcPr>
-            <w:tcW w:type="dxa" w:w="9360"/>
+            <w:tcW w:type="dxa" w:w="14112"/>
             <w:shd w:fill="EEF4FB"/>
             <w:tcMar>
               <w:top w:w="120" w:type="dxa"/>
               <w:bottom w:w="120" w:type="dxa"/>
-              <w:left w:w="200" w:type="dxa"/>
+              <w:left w:w="180" w:type="dxa"/>
               <w:right w:w="150" w:type="dxa"/>
             </w:tcMar>
             <w:tcBorders>
@@ -4581,8 +4510,8 @@
               <w:rPr>
                 <w:rFonts w:ascii="Calibri" w:hAnsi="Calibri"/>
                 <w:i/>
-                <w:color w:val="1F3864"/>
-                <w:sz w:val="20"/>
+                <w:color w:val="262626"/>
+                <w:sz w:val="19"/>
               </w:rPr>
               <w:t>Template RTM di atas diisi per mata kuliah saat finalisasi RPS 67 MK. Struktur konsisten dengan format Rencana Tugas Mahasiswa KPT 2024.</w:t>
             </w:r>
@@ -4602,9 +4531,9 @@
       <w:r>
         <w:rPr>
           <w:color w:val="C8D2E1"/>
-          <w:sz w:val="16"/>
+          <w:sz w:val="14"/>
         </w:rPr>
-        <w:t>_________________________________________________________________________________</w:t>
+        <w:t>————————————————————————————————————————————————————————————————————————————————————————————————————————————————————————</w:t>
       </w:r>
     </w:p>
     <w:p>
@@ -4630,17 +4559,17 @@
         <w:tblLook w:firstColumn="1" w:firstRow="1" w:lastColumn="0" w:lastRow="0" w:noHBand="0" w:noVBand="1" w:val="04A0"/>
       </w:tblPr>
       <w:tblGrid>
-        <w:gridCol w:w="9029"/>
+        <w:gridCol w:w="14962"/>
       </w:tblGrid>
       <w:tr>
         <w:tc>
           <w:tcPr>
-            <w:tcW w:type="dxa" w:w="9360"/>
+            <w:tcW w:type="dxa" w:w="14112"/>
             <w:shd w:fill="EEF4FB"/>
             <w:tcMar>
               <w:top w:w="120" w:type="dxa"/>
               <w:bottom w:w="120" w:type="dxa"/>
-              <w:left w:w="200" w:type="dxa"/>
+              <w:left w:w="180" w:type="dxa"/>
               <w:right w:w="150" w:type="dxa"/>
             </w:tcMar>
             <w:tcBorders>
@@ -4658,8 +4587,8 @@
               <w:rPr>
                 <w:rFonts w:ascii="Calibri" w:hAnsi="Calibri"/>
                 <w:i/>
-                <w:color w:val="1F3864"/>
-                <w:sz w:val="20"/>
+                <w:color w:val="262626"/>
+                <w:sz w:val="19"/>
               </w:rPr>
               <w:t>Disusun dari: Dok 034 (Sembilan BKP &amp; Rekognisi), Dok 006 (pemanfaatan 20 SKS). Dasar: Permendikbudristek 53/2023 Pasal 17-18.</w:t>
             </w:r>
@@ -4872,11 +4801,11 @@
         </w:tblBorders>
       </w:tblPr>
       <w:tblGrid>
-        <w:gridCol w:w="1806"/>
-        <w:gridCol w:w="1806"/>
-        <w:gridCol w:w="1806"/>
-        <w:gridCol w:w="1806"/>
-        <w:gridCol w:w="1806"/>
+        <w:gridCol w:w="2992"/>
+        <w:gridCol w:w="2992"/>
+        <w:gridCol w:w="2992"/>
+        <w:gridCol w:w="2992"/>
+        <w:gridCol w:w="2992"/>
       </w:tblGrid>
       <w:tr>
         <w:trPr>
@@ -4886,7 +4815,7 @@
         </w:trPr>
         <w:tc>
           <w:tcPr>
-            <w:tcW w:type="dxa" w:w="1806"/>
+            <w:tcW w:type="dxa" w:w="2992"/>
             <w:vAlign w:val="center"/>
             <w:shd w:fill="1F3864"/>
             <w:tcMar>
@@ -4914,7 +4843,7 @@
         </w:tc>
         <w:tc>
           <w:tcPr>
-            <w:tcW w:type="dxa" w:w="1806"/>
+            <w:tcW w:type="dxa" w:w="2992"/>
             <w:vAlign w:val="center"/>
             <w:shd w:fill="1F3864"/>
             <w:tcMar>
@@ -4942,7 +4871,7 @@
         </w:tc>
         <w:tc>
           <w:tcPr>
-            <w:tcW w:type="dxa" w:w="1806"/>
+            <w:tcW w:type="dxa" w:w="2992"/>
             <w:vAlign w:val="center"/>
             <w:shd w:fill="1F3864"/>
             <w:tcMar>
@@ -4970,7 +4899,7 @@
         </w:tc>
         <w:tc>
           <w:tcPr>
-            <w:tcW w:type="dxa" w:w="1806"/>
+            <w:tcW w:type="dxa" w:w="2992"/>
             <w:vAlign w:val="center"/>
             <w:shd w:fill="1F3864"/>
             <w:tcMar>
@@ -4998,7 +4927,7 @@
         </w:tc>
         <w:tc>
           <w:tcPr>
-            <w:tcW w:type="dxa" w:w="1806"/>
+            <w:tcW w:type="dxa" w:w="2992"/>
             <w:vAlign w:val="center"/>
             <w:shd w:fill="1F3864"/>
             <w:tcMar>
@@ -5031,14 +4960,14 @@
         </w:trPr>
         <w:tc>
           <w:tcPr>
-            <w:tcW w:type="dxa" w:w="1806"/>
+            <w:tcW w:type="dxa" w:w="2992"/>
             <w:vAlign w:val="center"/>
             <w:shd w:fill="FFFFFF"/>
             <w:tcMar>
-              <w:top w:w="80" w:type="dxa"/>
-              <w:bottom w:w="80" w:type="dxa"/>
-              <w:left w:w="100" w:type="dxa"/>
-              <w:right w:w="100" w:type="dxa"/>
+              <w:top w:w="70" w:type="dxa"/>
+              <w:bottom w:w="70" w:type="dxa"/>
+              <w:left w:w="90" w:type="dxa"/>
+              <w:right w:w="90" w:type="dxa"/>
             </w:tcMar>
           </w:tcPr>
           <w:p>
@@ -5058,14 +4987,14 @@
         </w:tc>
         <w:tc>
           <w:tcPr>
-            <w:tcW w:type="dxa" w:w="1806"/>
+            <w:tcW w:type="dxa" w:w="2992"/>
             <w:vAlign w:val="center"/>
             <w:shd w:fill="FFFFFF"/>
             <w:tcMar>
-              <w:top w:w="80" w:type="dxa"/>
-              <w:bottom w:w="80" w:type="dxa"/>
-              <w:left w:w="100" w:type="dxa"/>
-              <w:right w:w="100" w:type="dxa"/>
+              <w:top w:w="70" w:type="dxa"/>
+              <w:bottom w:w="70" w:type="dxa"/>
+              <w:left w:w="90" w:type="dxa"/>
+              <w:right w:w="90" w:type="dxa"/>
             </w:tcMar>
           </w:tcPr>
           <w:p>
@@ -5085,14 +5014,14 @@
         </w:tc>
         <w:tc>
           <w:tcPr>
-            <w:tcW w:type="dxa" w:w="1806"/>
+            <w:tcW w:type="dxa" w:w="2992"/>
             <w:vAlign w:val="center"/>
             <w:shd w:fill="FFFFFF"/>
             <w:tcMar>
-              <w:top w:w="80" w:type="dxa"/>
-              <w:bottom w:w="80" w:type="dxa"/>
-              <w:left w:w="100" w:type="dxa"/>
-              <w:right w:w="100" w:type="dxa"/>
+              <w:top w:w="70" w:type="dxa"/>
+              <w:bottom w:w="70" w:type="dxa"/>
+              <w:left w:w="90" w:type="dxa"/>
+              <w:right w:w="90" w:type="dxa"/>
             </w:tcMar>
           </w:tcPr>
           <w:p>
@@ -5112,14 +5041,14 @@
         </w:tc>
         <w:tc>
           <w:tcPr>
-            <w:tcW w:type="dxa" w:w="1806"/>
+            <w:tcW w:type="dxa" w:w="2992"/>
             <w:vAlign w:val="center"/>
             <w:shd w:fill="FFFFFF"/>
             <w:tcMar>
-              <w:top w:w="80" w:type="dxa"/>
-              <w:bottom w:w="80" w:type="dxa"/>
-              <w:left w:w="100" w:type="dxa"/>
-              <w:right w:w="100" w:type="dxa"/>
+              <w:top w:w="70" w:type="dxa"/>
+              <w:bottom w:w="70" w:type="dxa"/>
+              <w:left w:w="90" w:type="dxa"/>
+              <w:right w:w="90" w:type="dxa"/>
             </w:tcMar>
           </w:tcPr>
           <w:p>
@@ -5139,14 +5068,14 @@
         </w:tc>
         <w:tc>
           <w:tcPr>
-            <w:tcW w:type="dxa" w:w="1806"/>
+            <w:tcW w:type="dxa" w:w="2992"/>
             <w:vAlign w:val="center"/>
             <w:shd w:fill="FFFFFF"/>
             <w:tcMar>
-              <w:top w:w="80" w:type="dxa"/>
-              <w:bottom w:w="80" w:type="dxa"/>
-              <w:left w:w="100" w:type="dxa"/>
-              <w:right w:w="100" w:type="dxa"/>
+              <w:top w:w="70" w:type="dxa"/>
+              <w:bottom w:w="70" w:type="dxa"/>
+              <w:left w:w="90" w:type="dxa"/>
+              <w:right w:w="90" w:type="dxa"/>
             </w:tcMar>
           </w:tcPr>
           <w:p>
@@ -5171,14 +5100,14 @@
         </w:trPr>
         <w:tc>
           <w:tcPr>
-            <w:tcW w:type="dxa" w:w="1806"/>
+            <w:tcW w:type="dxa" w:w="2992"/>
             <w:vAlign w:val="center"/>
             <w:shd w:fill="F2F5F9"/>
             <w:tcMar>
-              <w:top w:w="80" w:type="dxa"/>
-              <w:bottom w:w="80" w:type="dxa"/>
-              <w:left w:w="100" w:type="dxa"/>
-              <w:right w:w="100" w:type="dxa"/>
+              <w:top w:w="70" w:type="dxa"/>
+              <w:bottom w:w="70" w:type="dxa"/>
+              <w:left w:w="90" w:type="dxa"/>
+              <w:right w:w="90" w:type="dxa"/>
             </w:tcMar>
           </w:tcPr>
           <w:p>
@@ -5198,14 +5127,14 @@
         </w:tc>
         <w:tc>
           <w:tcPr>
-            <w:tcW w:type="dxa" w:w="1806"/>
+            <w:tcW w:type="dxa" w:w="2992"/>
             <w:vAlign w:val="center"/>
             <w:shd w:fill="F2F5F9"/>
             <w:tcMar>
-              <w:top w:w="80" w:type="dxa"/>
-              <w:bottom w:w="80" w:type="dxa"/>
-              <w:left w:w="100" w:type="dxa"/>
-              <w:right w:w="100" w:type="dxa"/>
+              <w:top w:w="70" w:type="dxa"/>
+              <w:bottom w:w="70" w:type="dxa"/>
+              <w:left w:w="90" w:type="dxa"/>
+              <w:right w:w="90" w:type="dxa"/>
             </w:tcMar>
           </w:tcPr>
           <w:p>
@@ -5225,14 +5154,14 @@
         </w:tc>
         <w:tc>
           <w:tcPr>
-            <w:tcW w:type="dxa" w:w="1806"/>
+            <w:tcW w:type="dxa" w:w="2992"/>
             <w:vAlign w:val="center"/>
             <w:shd w:fill="F2F5F9"/>
             <w:tcMar>
-              <w:top w:w="80" w:type="dxa"/>
-              <w:bottom w:w="80" w:type="dxa"/>
-              <w:left w:w="100" w:type="dxa"/>
-              <w:right w:w="100" w:type="dxa"/>
+              <w:top w:w="70" w:type="dxa"/>
+              <w:bottom w:w="70" w:type="dxa"/>
+              <w:left w:w="90" w:type="dxa"/>
+              <w:right w:w="90" w:type="dxa"/>
             </w:tcMar>
           </w:tcPr>
           <w:p>
@@ -5252,14 +5181,14 @@
         </w:tc>
         <w:tc>
           <w:tcPr>
-            <w:tcW w:type="dxa" w:w="1806"/>
+            <w:tcW w:type="dxa" w:w="2992"/>
             <w:vAlign w:val="center"/>
             <w:shd w:fill="F2F5F9"/>
             <w:tcMar>
-              <w:top w:w="80" w:type="dxa"/>
-              <w:bottom w:w="80" w:type="dxa"/>
-              <w:left w:w="100" w:type="dxa"/>
-              <w:right w:w="100" w:type="dxa"/>
+              <w:top w:w="70" w:type="dxa"/>
+              <w:bottom w:w="70" w:type="dxa"/>
+              <w:left w:w="90" w:type="dxa"/>
+              <w:right w:w="90" w:type="dxa"/>
             </w:tcMar>
           </w:tcPr>
           <w:p>
@@ -5279,14 +5208,14 @@
         </w:tc>
         <w:tc>
           <w:tcPr>
-            <w:tcW w:type="dxa" w:w="1806"/>
+            <w:tcW w:type="dxa" w:w="2992"/>
             <w:vAlign w:val="center"/>
             <w:shd w:fill="F2F5F9"/>
             <w:tcMar>
-              <w:top w:w="80" w:type="dxa"/>
-              <w:bottom w:w="80" w:type="dxa"/>
-              <w:left w:w="100" w:type="dxa"/>
-              <w:right w:w="100" w:type="dxa"/>
+              <w:top w:w="70" w:type="dxa"/>
+              <w:bottom w:w="70" w:type="dxa"/>
+              <w:left w:w="90" w:type="dxa"/>
+              <w:right w:w="90" w:type="dxa"/>
             </w:tcMar>
           </w:tcPr>
           <w:p>
@@ -5311,14 +5240,14 @@
         </w:trPr>
         <w:tc>
           <w:tcPr>
-            <w:tcW w:type="dxa" w:w="1806"/>
+            <w:tcW w:type="dxa" w:w="2992"/>
             <w:vAlign w:val="center"/>
             <w:shd w:fill="FFFFFF"/>
             <w:tcMar>
-              <w:top w:w="80" w:type="dxa"/>
-              <w:bottom w:w="80" w:type="dxa"/>
-              <w:left w:w="100" w:type="dxa"/>
-              <w:right w:w="100" w:type="dxa"/>
+              <w:top w:w="70" w:type="dxa"/>
+              <w:bottom w:w="70" w:type="dxa"/>
+              <w:left w:w="90" w:type="dxa"/>
+              <w:right w:w="90" w:type="dxa"/>
             </w:tcMar>
           </w:tcPr>
           <w:p>
@@ -5338,14 +5267,14 @@
         </w:tc>
         <w:tc>
           <w:tcPr>
-            <w:tcW w:type="dxa" w:w="1806"/>
+            <w:tcW w:type="dxa" w:w="2992"/>
             <w:vAlign w:val="center"/>
             <w:shd w:fill="FFFFFF"/>
             <w:tcMar>
-              <w:top w:w="80" w:type="dxa"/>
-              <w:bottom w:w="80" w:type="dxa"/>
-              <w:left w:w="100" w:type="dxa"/>
-              <w:right w:w="100" w:type="dxa"/>
+              <w:top w:w="70" w:type="dxa"/>
+              <w:bottom w:w="70" w:type="dxa"/>
+              <w:left w:w="90" w:type="dxa"/>
+              <w:right w:w="90" w:type="dxa"/>
             </w:tcMar>
           </w:tcPr>
           <w:p>
@@ -5365,14 +5294,14 @@
         </w:tc>
         <w:tc>
           <w:tcPr>
-            <w:tcW w:type="dxa" w:w="1806"/>
+            <w:tcW w:type="dxa" w:w="2992"/>
             <w:vAlign w:val="center"/>
             <w:shd w:fill="FFFFFF"/>
             <w:tcMar>
-              <w:top w:w="80" w:type="dxa"/>
-              <w:bottom w:w="80" w:type="dxa"/>
-              <w:left w:w="100" w:type="dxa"/>
-              <w:right w:w="100" w:type="dxa"/>
+              <w:top w:w="70" w:type="dxa"/>
+              <w:bottom w:w="70" w:type="dxa"/>
+              <w:left w:w="90" w:type="dxa"/>
+              <w:right w:w="90" w:type="dxa"/>
             </w:tcMar>
           </w:tcPr>
           <w:p>
@@ -5392,14 +5321,14 @@
         </w:tc>
         <w:tc>
           <w:tcPr>
-            <w:tcW w:type="dxa" w:w="1806"/>
+            <w:tcW w:type="dxa" w:w="2992"/>
             <w:vAlign w:val="center"/>
             <w:shd w:fill="FFFFFF"/>
             <w:tcMar>
-              <w:top w:w="80" w:type="dxa"/>
-              <w:bottom w:w="80" w:type="dxa"/>
-              <w:left w:w="100" w:type="dxa"/>
-              <w:right w:w="100" w:type="dxa"/>
+              <w:top w:w="70" w:type="dxa"/>
+              <w:bottom w:w="70" w:type="dxa"/>
+              <w:left w:w="90" w:type="dxa"/>
+              <w:right w:w="90" w:type="dxa"/>
             </w:tcMar>
           </w:tcPr>
           <w:p>
@@ -5419,14 +5348,14 @@
         </w:tc>
         <w:tc>
           <w:tcPr>
-            <w:tcW w:type="dxa" w:w="1806"/>
+            <w:tcW w:type="dxa" w:w="2992"/>
             <w:vAlign w:val="center"/>
             <w:shd w:fill="FFFFFF"/>
             <w:tcMar>
-              <w:top w:w="80" w:type="dxa"/>
-              <w:bottom w:w="80" w:type="dxa"/>
-              <w:left w:w="100" w:type="dxa"/>
-              <w:right w:w="100" w:type="dxa"/>
+              <w:top w:w="70" w:type="dxa"/>
+              <w:bottom w:w="70" w:type="dxa"/>
+              <w:left w:w="90" w:type="dxa"/>
+              <w:right w:w="90" w:type="dxa"/>
             </w:tcMar>
           </w:tcPr>
           <w:p>
@@ -5451,14 +5380,14 @@
         </w:trPr>
         <w:tc>
           <w:tcPr>
-            <w:tcW w:type="dxa" w:w="1806"/>
+            <w:tcW w:type="dxa" w:w="2992"/>
             <w:vAlign w:val="center"/>
             <w:shd w:fill="F2F5F9"/>
             <w:tcMar>
-              <w:top w:w="80" w:type="dxa"/>
-              <w:bottom w:w="80" w:type="dxa"/>
-              <w:left w:w="100" w:type="dxa"/>
-              <w:right w:w="100" w:type="dxa"/>
+              <w:top w:w="70" w:type="dxa"/>
+              <w:bottom w:w="70" w:type="dxa"/>
+              <w:left w:w="90" w:type="dxa"/>
+              <w:right w:w="90" w:type="dxa"/>
             </w:tcMar>
           </w:tcPr>
           <w:p>
@@ -5478,14 +5407,14 @@
         </w:tc>
         <w:tc>
           <w:tcPr>
-            <w:tcW w:type="dxa" w:w="1806"/>
+            <w:tcW w:type="dxa" w:w="2992"/>
             <w:vAlign w:val="center"/>
             <w:shd w:fill="F2F5F9"/>
             <w:tcMar>
-              <w:top w:w="80" w:type="dxa"/>
-              <w:bottom w:w="80" w:type="dxa"/>
-              <w:left w:w="100" w:type="dxa"/>
-              <w:right w:w="100" w:type="dxa"/>
+              <w:top w:w="70" w:type="dxa"/>
+              <w:bottom w:w="70" w:type="dxa"/>
+              <w:left w:w="90" w:type="dxa"/>
+              <w:right w:w="90" w:type="dxa"/>
             </w:tcMar>
           </w:tcPr>
           <w:p>
@@ -5505,14 +5434,14 @@
         </w:tc>
         <w:tc>
           <w:tcPr>
-            <w:tcW w:type="dxa" w:w="1806"/>
+            <w:tcW w:type="dxa" w:w="2992"/>
             <w:vAlign w:val="center"/>
             <w:shd w:fill="F2F5F9"/>
             <w:tcMar>
-              <w:top w:w="80" w:type="dxa"/>
-              <w:bottom w:w="80" w:type="dxa"/>
-              <w:left w:w="100" w:type="dxa"/>
-              <w:right w:w="100" w:type="dxa"/>
+              <w:top w:w="70" w:type="dxa"/>
+              <w:bottom w:w="70" w:type="dxa"/>
+              <w:left w:w="90" w:type="dxa"/>
+              <w:right w:w="90" w:type="dxa"/>
             </w:tcMar>
           </w:tcPr>
           <w:p>
@@ -5532,14 +5461,14 @@
         </w:tc>
         <w:tc>
           <w:tcPr>
-            <w:tcW w:type="dxa" w:w="1806"/>
+            <w:tcW w:type="dxa" w:w="2992"/>
             <w:vAlign w:val="center"/>
             <w:shd w:fill="F2F5F9"/>
             <w:tcMar>
-              <w:top w:w="80" w:type="dxa"/>
-              <w:bottom w:w="80" w:type="dxa"/>
-              <w:left w:w="100" w:type="dxa"/>
-              <w:right w:w="100" w:type="dxa"/>
+              <w:top w:w="70" w:type="dxa"/>
+              <w:bottom w:w="70" w:type="dxa"/>
+              <w:left w:w="90" w:type="dxa"/>
+              <w:right w:w="90" w:type="dxa"/>
             </w:tcMar>
           </w:tcPr>
           <w:p>
@@ -5559,14 +5488,14 @@
         </w:tc>
         <w:tc>
           <w:tcPr>
-            <w:tcW w:type="dxa" w:w="1806"/>
+            <w:tcW w:type="dxa" w:w="2992"/>
             <w:vAlign w:val="center"/>
             <w:shd w:fill="F2F5F9"/>
             <w:tcMar>
-              <w:top w:w="80" w:type="dxa"/>
-              <w:bottom w:w="80" w:type="dxa"/>
-              <w:left w:w="100" w:type="dxa"/>
-              <w:right w:w="100" w:type="dxa"/>
+              <w:top w:w="70" w:type="dxa"/>
+              <w:bottom w:w="70" w:type="dxa"/>
+              <w:left w:w="90" w:type="dxa"/>
+              <w:right w:w="90" w:type="dxa"/>
             </w:tcMar>
           </w:tcPr>
           <w:p>
@@ -5591,14 +5520,14 @@
         </w:trPr>
         <w:tc>
           <w:tcPr>
-            <w:tcW w:type="dxa" w:w="1806"/>
+            <w:tcW w:type="dxa" w:w="2992"/>
             <w:vAlign w:val="center"/>
             <w:shd w:fill="FFFFFF"/>
             <w:tcMar>
-              <w:top w:w="80" w:type="dxa"/>
-              <w:bottom w:w="80" w:type="dxa"/>
-              <w:left w:w="100" w:type="dxa"/>
-              <w:right w:w="100" w:type="dxa"/>
+              <w:top w:w="70" w:type="dxa"/>
+              <w:bottom w:w="70" w:type="dxa"/>
+              <w:left w:w="90" w:type="dxa"/>
+              <w:right w:w="90" w:type="dxa"/>
             </w:tcMar>
           </w:tcPr>
           <w:p>
@@ -5618,14 +5547,14 @@
         </w:tc>
         <w:tc>
           <w:tcPr>
-            <w:tcW w:type="dxa" w:w="1806"/>
+            <w:tcW w:type="dxa" w:w="2992"/>
             <w:vAlign w:val="center"/>
             <w:shd w:fill="FFFFFF"/>
             <w:tcMar>
-              <w:top w:w="80" w:type="dxa"/>
-              <w:bottom w:w="80" w:type="dxa"/>
-              <w:left w:w="100" w:type="dxa"/>
-              <w:right w:w="100" w:type="dxa"/>
+              <w:top w:w="70" w:type="dxa"/>
+              <w:bottom w:w="70" w:type="dxa"/>
+              <w:left w:w="90" w:type="dxa"/>
+              <w:right w:w="90" w:type="dxa"/>
             </w:tcMar>
           </w:tcPr>
           <w:p>
@@ -5645,14 +5574,14 @@
         </w:tc>
         <w:tc>
           <w:tcPr>
-            <w:tcW w:type="dxa" w:w="1806"/>
+            <w:tcW w:type="dxa" w:w="2992"/>
             <w:vAlign w:val="center"/>
             <w:shd w:fill="FFFFFF"/>
             <w:tcMar>
-              <w:top w:w="80" w:type="dxa"/>
-              <w:bottom w:w="80" w:type="dxa"/>
-              <w:left w:w="100" w:type="dxa"/>
-              <w:right w:w="100" w:type="dxa"/>
+              <w:top w:w="70" w:type="dxa"/>
+              <w:bottom w:w="70" w:type="dxa"/>
+              <w:left w:w="90" w:type="dxa"/>
+              <w:right w:w="90" w:type="dxa"/>
             </w:tcMar>
           </w:tcPr>
           <w:p>
@@ -5672,14 +5601,14 @@
         </w:tc>
         <w:tc>
           <w:tcPr>
-            <w:tcW w:type="dxa" w:w="1806"/>
+            <w:tcW w:type="dxa" w:w="2992"/>
             <w:vAlign w:val="center"/>
             <w:shd w:fill="FFFFFF"/>
             <w:tcMar>
-              <w:top w:w="80" w:type="dxa"/>
-              <w:bottom w:w="80" w:type="dxa"/>
-              <w:left w:w="100" w:type="dxa"/>
-              <w:right w:w="100" w:type="dxa"/>
+              <w:top w:w="70" w:type="dxa"/>
+              <w:bottom w:w="70" w:type="dxa"/>
+              <w:left w:w="90" w:type="dxa"/>
+              <w:right w:w="90" w:type="dxa"/>
             </w:tcMar>
           </w:tcPr>
           <w:p>
@@ -5699,14 +5628,14 @@
         </w:tc>
         <w:tc>
           <w:tcPr>
-            <w:tcW w:type="dxa" w:w="1806"/>
+            <w:tcW w:type="dxa" w:w="2992"/>
             <w:vAlign w:val="center"/>
             <w:shd w:fill="FFFFFF"/>
             <w:tcMar>
-              <w:top w:w="80" w:type="dxa"/>
-              <w:bottom w:w="80" w:type="dxa"/>
-              <w:left w:w="100" w:type="dxa"/>
-              <w:right w:w="100" w:type="dxa"/>
+              <w:top w:w="70" w:type="dxa"/>
+              <w:bottom w:w="70" w:type="dxa"/>
+              <w:left w:w="90" w:type="dxa"/>
+              <w:right w:w="90" w:type="dxa"/>
             </w:tcMar>
           </w:tcPr>
           <w:p>
@@ -5731,14 +5660,14 @@
         </w:trPr>
         <w:tc>
           <w:tcPr>
-            <w:tcW w:type="dxa" w:w="1806"/>
+            <w:tcW w:type="dxa" w:w="2992"/>
             <w:vAlign w:val="center"/>
             <w:shd w:fill="F2F5F9"/>
             <w:tcMar>
-              <w:top w:w="80" w:type="dxa"/>
-              <w:bottom w:w="80" w:type="dxa"/>
-              <w:left w:w="100" w:type="dxa"/>
-              <w:right w:w="100" w:type="dxa"/>
+              <w:top w:w="70" w:type="dxa"/>
+              <w:bottom w:w="70" w:type="dxa"/>
+              <w:left w:w="90" w:type="dxa"/>
+              <w:right w:w="90" w:type="dxa"/>
             </w:tcMar>
           </w:tcPr>
           <w:p>
@@ -5758,14 +5687,14 @@
         </w:tc>
         <w:tc>
           <w:tcPr>
-            <w:tcW w:type="dxa" w:w="1806"/>
+            <w:tcW w:type="dxa" w:w="2992"/>
             <w:vAlign w:val="center"/>
             <w:shd w:fill="F2F5F9"/>
             <w:tcMar>
-              <w:top w:w="80" w:type="dxa"/>
-              <w:bottom w:w="80" w:type="dxa"/>
-              <w:left w:w="100" w:type="dxa"/>
-              <w:right w:w="100" w:type="dxa"/>
+              <w:top w:w="70" w:type="dxa"/>
+              <w:bottom w:w="70" w:type="dxa"/>
+              <w:left w:w="90" w:type="dxa"/>
+              <w:right w:w="90" w:type="dxa"/>
             </w:tcMar>
           </w:tcPr>
           <w:p>
@@ -5785,14 +5714,14 @@
         </w:tc>
         <w:tc>
           <w:tcPr>
-            <w:tcW w:type="dxa" w:w="1806"/>
+            <w:tcW w:type="dxa" w:w="2992"/>
             <w:vAlign w:val="center"/>
             <w:shd w:fill="F2F5F9"/>
             <w:tcMar>
-              <w:top w:w="80" w:type="dxa"/>
-              <w:bottom w:w="80" w:type="dxa"/>
-              <w:left w:w="100" w:type="dxa"/>
-              <w:right w:w="100" w:type="dxa"/>
+              <w:top w:w="70" w:type="dxa"/>
+              <w:bottom w:w="70" w:type="dxa"/>
+              <w:left w:w="90" w:type="dxa"/>
+              <w:right w:w="90" w:type="dxa"/>
             </w:tcMar>
           </w:tcPr>
           <w:p>
@@ -5812,14 +5741,14 @@
         </w:tc>
         <w:tc>
           <w:tcPr>
-            <w:tcW w:type="dxa" w:w="1806"/>
+            <w:tcW w:type="dxa" w:w="2992"/>
             <w:vAlign w:val="center"/>
             <w:shd w:fill="F2F5F9"/>
             <w:tcMar>
-              <w:top w:w="80" w:type="dxa"/>
-              <w:bottom w:w="80" w:type="dxa"/>
-              <w:left w:w="100" w:type="dxa"/>
-              <w:right w:w="100" w:type="dxa"/>
+              <w:top w:w="70" w:type="dxa"/>
+              <w:bottom w:w="70" w:type="dxa"/>
+              <w:left w:w="90" w:type="dxa"/>
+              <w:right w:w="90" w:type="dxa"/>
             </w:tcMar>
           </w:tcPr>
           <w:p>
@@ -5839,14 +5768,14 @@
         </w:tc>
         <w:tc>
           <w:tcPr>
-            <w:tcW w:type="dxa" w:w="1806"/>
+            <w:tcW w:type="dxa" w:w="2992"/>
             <w:vAlign w:val="center"/>
             <w:shd w:fill="F2F5F9"/>
             <w:tcMar>
-              <w:top w:w="80" w:type="dxa"/>
-              <w:bottom w:w="80" w:type="dxa"/>
-              <w:left w:w="100" w:type="dxa"/>
-              <w:right w:w="100" w:type="dxa"/>
+              <w:top w:w="70" w:type="dxa"/>
+              <w:bottom w:w="70" w:type="dxa"/>
+              <w:left w:w="90" w:type="dxa"/>
+              <w:right w:w="90" w:type="dxa"/>
             </w:tcMar>
           </w:tcPr>
           <w:p>
@@ -5868,7 +5797,7 @@
     </w:tbl>
     <w:p>
       <w:pPr>
-        <w:spacing w:after="120"/>
+        <w:spacing w:after="100"/>
       </w:pPr>
     </w:p>
     <w:p>
@@ -5963,17 +5892,17 @@
         <w:tblLook w:firstColumn="1" w:firstRow="1" w:lastColumn="0" w:lastRow="0" w:noHBand="0" w:noVBand="1" w:val="04A0"/>
       </w:tblPr>
       <w:tblGrid>
-        <w:gridCol w:w="9029"/>
+        <w:gridCol w:w="14962"/>
       </w:tblGrid>
       <w:tr>
         <w:tc>
           <w:tcPr>
-            <w:tcW w:type="dxa" w:w="9360"/>
+            <w:tcW w:type="dxa" w:w="14112"/>
             <w:shd w:fill="EEF4FB"/>
             <w:tcMar>
               <w:top w:w="120" w:type="dxa"/>
               <w:bottom w:w="120" w:type="dxa"/>
-              <w:left w:w="200" w:type="dxa"/>
+              <w:left w:w="180" w:type="dxa"/>
               <w:right w:w="150" w:type="dxa"/>
             </w:tcMar>
             <w:tcBorders>
@@ -5991,8 +5920,8 @@
               <w:rPr>
                 <w:rFonts w:ascii="Calibri" w:hAnsi="Calibri"/>
                 <w:i/>
-                <w:color w:val="1F3864"/>
-                <w:sz w:val="20"/>
+                <w:color w:val="262626"/>
+                <w:sz w:val="19"/>
               </w:rPr>
               <w:t>Mahasiswa berhak menempuh maksimal 20 SKS per semester di luar prodi, dan paling lama 40 SKS (2 semester) di luar PT. Rekognisi merujuk aturan transkrip &amp; SKPI (Dok 034 §3-§4).</w:t>
             </w:r>
@@ -6012,9 +5941,9 @@
       <w:r>
         <w:rPr>
           <w:color w:val="C8D2E1"/>
-          <w:sz w:val="16"/>
+          <w:sz w:val="14"/>
         </w:rPr>
-        <w:t>_________________________________________________________________________________</w:t>
+        <w:t>————————————————————————————————————————————————————————————————————————————————————————————————————————————————————————</w:t>
       </w:r>
     </w:p>
     <w:p>
@@ -6040,17 +5969,17 @@
         <w:tblLook w:firstColumn="1" w:firstRow="1" w:lastColumn="0" w:lastRow="0" w:noHBand="0" w:noVBand="1" w:val="04A0"/>
       </w:tblPr>
       <w:tblGrid>
-        <w:gridCol w:w="9029"/>
+        <w:gridCol w:w="14962"/>
       </w:tblGrid>
       <w:tr>
         <w:tc>
           <w:tcPr>
-            <w:tcW w:type="dxa" w:w="9360"/>
+            <w:tcW w:type="dxa" w:w="14112"/>
             <w:shd w:fill="EEF4FB"/>
             <w:tcMar>
               <w:top w:w="120" w:type="dxa"/>
               <w:bottom w:w="120" w:type="dxa"/>
-              <w:left w:w="200" w:type="dxa"/>
+              <w:left w:w="180" w:type="dxa"/>
               <w:right w:w="150" w:type="dxa"/>
             </w:tcMar>
             <w:tcBorders>
@@ -6068,8 +5997,8 @@
               <w:rPr>
                 <w:rFonts w:ascii="Calibri" w:hAnsi="Calibri"/>
                 <w:i/>
-                <w:color w:val="1F3864"/>
-                <w:sz w:val="20"/>
+                <w:color w:val="262626"/>
+                <w:sz w:val="19"/>
               </w:rPr>
               <w:t>Disusun dari: Dok 032 (Modalitas Pembelajaran KPT 2024), Dok 007 (format 3 tabel), Panduan KPT 2024 Bagian IX &amp; X.</w:t>
             </w:r>
@@ -6396,11 +6325,11 @@
         </w:tblBorders>
       </w:tblPr>
       <w:tblGrid>
-        <w:gridCol w:w="1806"/>
-        <w:gridCol w:w="1806"/>
-        <w:gridCol w:w="1806"/>
-        <w:gridCol w:w="1806"/>
-        <w:gridCol w:w="1806"/>
+        <w:gridCol w:w="2992"/>
+        <w:gridCol w:w="2992"/>
+        <w:gridCol w:w="2992"/>
+        <w:gridCol w:w="2992"/>
+        <w:gridCol w:w="2992"/>
       </w:tblGrid>
       <w:tr>
         <w:trPr>
@@ -6410,7 +6339,7 @@
         </w:trPr>
         <w:tc>
           <w:tcPr>
-            <w:tcW w:type="dxa" w:w="1806"/>
+            <w:tcW w:type="dxa" w:w="2992"/>
             <w:vAlign w:val="center"/>
             <w:shd w:fill="1F3864"/>
             <w:tcMar>
@@ -6438,7 +6367,7 @@
         </w:tc>
         <w:tc>
           <w:tcPr>
-            <w:tcW w:type="dxa" w:w="1806"/>
+            <w:tcW w:type="dxa" w:w="2992"/>
             <w:vAlign w:val="center"/>
             <w:shd w:fill="1F3864"/>
             <w:tcMar>
@@ -6466,7 +6395,7 @@
         </w:tc>
         <w:tc>
           <w:tcPr>
-            <w:tcW w:type="dxa" w:w="1806"/>
+            <w:tcW w:type="dxa" w:w="2992"/>
             <w:vAlign w:val="center"/>
             <w:shd w:fill="1F3864"/>
             <w:tcMar>
@@ -6494,7 +6423,7 @@
         </w:tc>
         <w:tc>
           <w:tcPr>
-            <w:tcW w:type="dxa" w:w="1806"/>
+            <w:tcW w:type="dxa" w:w="2992"/>
             <w:vAlign w:val="center"/>
             <w:shd w:fill="1F3864"/>
             <w:tcMar>
@@ -6522,7 +6451,7 @@
         </w:tc>
         <w:tc>
           <w:tcPr>
-            <w:tcW w:type="dxa" w:w="1806"/>
+            <w:tcW w:type="dxa" w:w="2992"/>
             <w:vAlign w:val="center"/>
             <w:shd w:fill="1F3864"/>
             <w:tcMar>
@@ -6555,14 +6484,14 @@
         </w:trPr>
         <w:tc>
           <w:tcPr>
-            <w:tcW w:type="dxa" w:w="1806"/>
+            <w:tcW w:type="dxa" w:w="2992"/>
             <w:vAlign w:val="center"/>
             <w:shd w:fill="FFFFFF"/>
             <w:tcMar>
-              <w:top w:w="80" w:type="dxa"/>
-              <w:bottom w:w="80" w:type="dxa"/>
-              <w:left w:w="100" w:type="dxa"/>
-              <w:right w:w="100" w:type="dxa"/>
+              <w:top w:w="70" w:type="dxa"/>
+              <w:bottom w:w="70" w:type="dxa"/>
+              <w:left w:w="90" w:type="dxa"/>
+              <w:right w:w="90" w:type="dxa"/>
             </w:tcMar>
           </w:tcPr>
           <w:p>
@@ -6582,14 +6511,14 @@
         </w:tc>
         <w:tc>
           <w:tcPr>
-            <w:tcW w:type="dxa" w:w="1806"/>
+            <w:tcW w:type="dxa" w:w="2992"/>
             <w:vAlign w:val="center"/>
             <w:shd w:fill="FFFFFF"/>
             <w:tcMar>
-              <w:top w:w="80" w:type="dxa"/>
-              <w:bottom w:w="80" w:type="dxa"/>
-              <w:left w:w="100" w:type="dxa"/>
-              <w:right w:w="100" w:type="dxa"/>
+              <w:top w:w="70" w:type="dxa"/>
+              <w:bottom w:w="70" w:type="dxa"/>
+              <w:left w:w="90" w:type="dxa"/>
+              <w:right w:w="90" w:type="dxa"/>
             </w:tcMar>
           </w:tcPr>
           <w:p>
@@ -6609,14 +6538,14 @@
         </w:tc>
         <w:tc>
           <w:tcPr>
-            <w:tcW w:type="dxa" w:w="1806"/>
+            <w:tcW w:type="dxa" w:w="2992"/>
             <w:vAlign w:val="center"/>
             <w:shd w:fill="FFFFFF"/>
             <w:tcMar>
-              <w:top w:w="80" w:type="dxa"/>
-              <w:bottom w:w="80" w:type="dxa"/>
-              <w:left w:w="100" w:type="dxa"/>
-              <w:right w:w="100" w:type="dxa"/>
+              <w:top w:w="70" w:type="dxa"/>
+              <w:bottom w:w="70" w:type="dxa"/>
+              <w:left w:w="90" w:type="dxa"/>
+              <w:right w:w="90" w:type="dxa"/>
             </w:tcMar>
           </w:tcPr>
           <w:p>
@@ -6636,14 +6565,14 @@
         </w:tc>
         <w:tc>
           <w:tcPr>
-            <w:tcW w:type="dxa" w:w="1806"/>
+            <w:tcW w:type="dxa" w:w="2992"/>
             <w:vAlign w:val="center"/>
             <w:shd w:fill="FFFFFF"/>
             <w:tcMar>
-              <w:top w:w="80" w:type="dxa"/>
-              <w:bottom w:w="80" w:type="dxa"/>
-              <w:left w:w="100" w:type="dxa"/>
-              <w:right w:w="100" w:type="dxa"/>
+              <w:top w:w="70" w:type="dxa"/>
+              <w:bottom w:w="70" w:type="dxa"/>
+              <w:left w:w="90" w:type="dxa"/>
+              <w:right w:w="90" w:type="dxa"/>
             </w:tcMar>
           </w:tcPr>
           <w:p>
@@ -6663,14 +6592,14 @@
         </w:tc>
         <w:tc>
           <w:tcPr>
-            <w:tcW w:type="dxa" w:w="1806"/>
+            <w:tcW w:type="dxa" w:w="2992"/>
             <w:vAlign w:val="center"/>
             <w:shd w:fill="FFFFFF"/>
             <w:tcMar>
-              <w:top w:w="80" w:type="dxa"/>
-              <w:bottom w:w="80" w:type="dxa"/>
-              <w:left w:w="100" w:type="dxa"/>
-              <w:right w:w="100" w:type="dxa"/>
+              <w:top w:w="70" w:type="dxa"/>
+              <w:bottom w:w="70" w:type="dxa"/>
+              <w:left w:w="90" w:type="dxa"/>
+              <w:right w:w="90" w:type="dxa"/>
             </w:tcMar>
           </w:tcPr>
           <w:p>
@@ -6695,14 +6624,14 @@
         </w:trPr>
         <w:tc>
           <w:tcPr>
-            <w:tcW w:type="dxa" w:w="1806"/>
+            <w:tcW w:type="dxa" w:w="2992"/>
             <w:vAlign w:val="center"/>
             <w:shd w:fill="F2F5F9"/>
             <w:tcMar>
-              <w:top w:w="80" w:type="dxa"/>
-              <w:bottom w:w="80" w:type="dxa"/>
-              <w:left w:w="100" w:type="dxa"/>
-              <w:right w:w="100" w:type="dxa"/>
+              <w:top w:w="70" w:type="dxa"/>
+              <w:bottom w:w="70" w:type="dxa"/>
+              <w:left w:w="90" w:type="dxa"/>
+              <w:right w:w="90" w:type="dxa"/>
             </w:tcMar>
           </w:tcPr>
           <w:p>
@@ -6722,14 +6651,14 @@
         </w:tc>
         <w:tc>
           <w:tcPr>
-            <w:tcW w:type="dxa" w:w="1806"/>
+            <w:tcW w:type="dxa" w:w="2992"/>
             <w:vAlign w:val="center"/>
             <w:shd w:fill="F2F5F9"/>
             <w:tcMar>
-              <w:top w:w="80" w:type="dxa"/>
-              <w:bottom w:w="80" w:type="dxa"/>
-              <w:left w:w="100" w:type="dxa"/>
-              <w:right w:w="100" w:type="dxa"/>
+              <w:top w:w="70" w:type="dxa"/>
+              <w:bottom w:w="70" w:type="dxa"/>
+              <w:left w:w="90" w:type="dxa"/>
+              <w:right w:w="90" w:type="dxa"/>
             </w:tcMar>
           </w:tcPr>
           <w:p>
@@ -6749,14 +6678,14 @@
         </w:tc>
         <w:tc>
           <w:tcPr>
-            <w:tcW w:type="dxa" w:w="1806"/>
+            <w:tcW w:type="dxa" w:w="2992"/>
             <w:vAlign w:val="center"/>
             <w:shd w:fill="F2F5F9"/>
             <w:tcMar>
-              <w:top w:w="80" w:type="dxa"/>
-              <w:bottom w:w="80" w:type="dxa"/>
-              <w:left w:w="100" w:type="dxa"/>
-              <w:right w:w="100" w:type="dxa"/>
+              <w:top w:w="70" w:type="dxa"/>
+              <w:bottom w:w="70" w:type="dxa"/>
+              <w:left w:w="90" w:type="dxa"/>
+              <w:right w:w="90" w:type="dxa"/>
             </w:tcMar>
           </w:tcPr>
           <w:p>
@@ -6776,14 +6705,14 @@
         </w:tc>
         <w:tc>
           <w:tcPr>
-            <w:tcW w:type="dxa" w:w="1806"/>
+            <w:tcW w:type="dxa" w:w="2992"/>
             <w:vAlign w:val="center"/>
             <w:shd w:fill="F2F5F9"/>
             <w:tcMar>
-              <w:top w:w="80" w:type="dxa"/>
-              <w:bottom w:w="80" w:type="dxa"/>
-              <w:left w:w="100" w:type="dxa"/>
-              <w:right w:w="100" w:type="dxa"/>
+              <w:top w:w="70" w:type="dxa"/>
+              <w:bottom w:w="70" w:type="dxa"/>
+              <w:left w:w="90" w:type="dxa"/>
+              <w:right w:w="90" w:type="dxa"/>
             </w:tcMar>
           </w:tcPr>
           <w:p>
@@ -6803,14 +6732,14 @@
         </w:tc>
         <w:tc>
           <w:tcPr>
-            <w:tcW w:type="dxa" w:w="1806"/>
+            <w:tcW w:type="dxa" w:w="2992"/>
             <w:vAlign w:val="center"/>
             <w:shd w:fill="F2F5F9"/>
             <w:tcMar>
-              <w:top w:w="80" w:type="dxa"/>
-              <w:bottom w:w="80" w:type="dxa"/>
-              <w:left w:w="100" w:type="dxa"/>
-              <w:right w:w="100" w:type="dxa"/>
+              <w:top w:w="70" w:type="dxa"/>
+              <w:bottom w:w="70" w:type="dxa"/>
+              <w:left w:w="90" w:type="dxa"/>
+              <w:right w:w="90" w:type="dxa"/>
             </w:tcMar>
           </w:tcPr>
           <w:p>
@@ -6835,14 +6764,14 @@
         </w:trPr>
         <w:tc>
           <w:tcPr>
-            <w:tcW w:type="dxa" w:w="1806"/>
+            <w:tcW w:type="dxa" w:w="2992"/>
             <w:vAlign w:val="center"/>
             <w:shd w:fill="FFFFFF"/>
             <w:tcMar>
-              <w:top w:w="80" w:type="dxa"/>
-              <w:bottom w:w="80" w:type="dxa"/>
-              <w:left w:w="100" w:type="dxa"/>
-              <w:right w:w="100" w:type="dxa"/>
+              <w:top w:w="70" w:type="dxa"/>
+              <w:bottom w:w="70" w:type="dxa"/>
+              <w:left w:w="90" w:type="dxa"/>
+              <w:right w:w="90" w:type="dxa"/>
             </w:tcMar>
           </w:tcPr>
           <w:p>
@@ -6862,14 +6791,14 @@
         </w:tc>
         <w:tc>
           <w:tcPr>
-            <w:tcW w:type="dxa" w:w="1806"/>
+            <w:tcW w:type="dxa" w:w="2992"/>
             <w:vAlign w:val="center"/>
             <w:shd w:fill="FFFFFF"/>
             <w:tcMar>
-              <w:top w:w="80" w:type="dxa"/>
-              <w:bottom w:w="80" w:type="dxa"/>
-              <w:left w:w="100" w:type="dxa"/>
-              <w:right w:w="100" w:type="dxa"/>
+              <w:top w:w="70" w:type="dxa"/>
+              <w:bottom w:w="70" w:type="dxa"/>
+              <w:left w:w="90" w:type="dxa"/>
+              <w:right w:w="90" w:type="dxa"/>
             </w:tcMar>
           </w:tcPr>
           <w:p>
@@ -6889,14 +6818,14 @@
         </w:tc>
         <w:tc>
           <w:tcPr>
-            <w:tcW w:type="dxa" w:w="1806"/>
+            <w:tcW w:type="dxa" w:w="2992"/>
             <w:vAlign w:val="center"/>
             <w:shd w:fill="FFFFFF"/>
             <w:tcMar>
-              <w:top w:w="80" w:type="dxa"/>
-              <w:bottom w:w="80" w:type="dxa"/>
-              <w:left w:w="100" w:type="dxa"/>
-              <w:right w:w="100" w:type="dxa"/>
+              <w:top w:w="70" w:type="dxa"/>
+              <w:bottom w:w="70" w:type="dxa"/>
+              <w:left w:w="90" w:type="dxa"/>
+              <w:right w:w="90" w:type="dxa"/>
             </w:tcMar>
           </w:tcPr>
           <w:p>
@@ -6916,14 +6845,14 @@
         </w:tc>
         <w:tc>
           <w:tcPr>
-            <w:tcW w:type="dxa" w:w="1806"/>
+            <w:tcW w:type="dxa" w:w="2992"/>
             <w:vAlign w:val="center"/>
             <w:shd w:fill="FFFFFF"/>
             <w:tcMar>
-              <w:top w:w="80" w:type="dxa"/>
-              <w:bottom w:w="80" w:type="dxa"/>
-              <w:left w:w="100" w:type="dxa"/>
-              <w:right w:w="100" w:type="dxa"/>
+              <w:top w:w="70" w:type="dxa"/>
+              <w:bottom w:w="70" w:type="dxa"/>
+              <w:left w:w="90" w:type="dxa"/>
+              <w:right w:w="90" w:type="dxa"/>
             </w:tcMar>
           </w:tcPr>
           <w:p>
@@ -6943,14 +6872,14 @@
         </w:tc>
         <w:tc>
           <w:tcPr>
-            <w:tcW w:type="dxa" w:w="1806"/>
+            <w:tcW w:type="dxa" w:w="2992"/>
             <w:vAlign w:val="center"/>
             <w:shd w:fill="FFFFFF"/>
             <w:tcMar>
-              <w:top w:w="80" w:type="dxa"/>
-              <w:bottom w:w="80" w:type="dxa"/>
-              <w:left w:w="100" w:type="dxa"/>
-              <w:right w:w="100" w:type="dxa"/>
+              <w:top w:w="70" w:type="dxa"/>
+              <w:bottom w:w="70" w:type="dxa"/>
+              <w:left w:w="90" w:type="dxa"/>
+              <w:right w:w="90" w:type="dxa"/>
             </w:tcMar>
           </w:tcPr>
           <w:p>
@@ -6975,14 +6904,14 @@
         </w:trPr>
         <w:tc>
           <w:tcPr>
-            <w:tcW w:type="dxa" w:w="1806"/>
+            <w:tcW w:type="dxa" w:w="2992"/>
             <w:vAlign w:val="center"/>
             <w:shd w:fill="F2F5F9"/>
             <w:tcMar>
-              <w:top w:w="80" w:type="dxa"/>
-              <w:bottom w:w="80" w:type="dxa"/>
-              <w:left w:w="100" w:type="dxa"/>
-              <w:right w:w="100" w:type="dxa"/>
+              <w:top w:w="70" w:type="dxa"/>
+              <w:bottom w:w="70" w:type="dxa"/>
+              <w:left w:w="90" w:type="dxa"/>
+              <w:right w:w="90" w:type="dxa"/>
             </w:tcMar>
           </w:tcPr>
           <w:p>
@@ -7002,14 +6931,14 @@
         </w:tc>
         <w:tc>
           <w:tcPr>
-            <w:tcW w:type="dxa" w:w="1806"/>
+            <w:tcW w:type="dxa" w:w="2992"/>
             <w:vAlign w:val="center"/>
             <w:shd w:fill="F2F5F9"/>
             <w:tcMar>
-              <w:top w:w="80" w:type="dxa"/>
-              <w:bottom w:w="80" w:type="dxa"/>
-              <w:left w:w="100" w:type="dxa"/>
-              <w:right w:w="100" w:type="dxa"/>
+              <w:top w:w="70" w:type="dxa"/>
+              <w:bottom w:w="70" w:type="dxa"/>
+              <w:left w:w="90" w:type="dxa"/>
+              <w:right w:w="90" w:type="dxa"/>
             </w:tcMar>
           </w:tcPr>
           <w:p>
@@ -7029,14 +6958,14 @@
         </w:tc>
         <w:tc>
           <w:tcPr>
-            <w:tcW w:type="dxa" w:w="1806"/>
+            <w:tcW w:type="dxa" w:w="2992"/>
             <w:vAlign w:val="center"/>
             <w:shd w:fill="F2F5F9"/>
             <w:tcMar>
-              <w:top w:w="80" w:type="dxa"/>
-              <w:bottom w:w="80" w:type="dxa"/>
-              <w:left w:w="100" w:type="dxa"/>
-              <w:right w:w="100" w:type="dxa"/>
+              <w:top w:w="70" w:type="dxa"/>
+              <w:bottom w:w="70" w:type="dxa"/>
+              <w:left w:w="90" w:type="dxa"/>
+              <w:right w:w="90" w:type="dxa"/>
             </w:tcMar>
           </w:tcPr>
           <w:p>
@@ -7056,14 +6985,14 @@
         </w:tc>
         <w:tc>
           <w:tcPr>
-            <w:tcW w:type="dxa" w:w="1806"/>
+            <w:tcW w:type="dxa" w:w="2992"/>
             <w:vAlign w:val="center"/>
             <w:shd w:fill="F2F5F9"/>
             <w:tcMar>
-              <w:top w:w="80" w:type="dxa"/>
-              <w:bottom w:w="80" w:type="dxa"/>
-              <w:left w:w="100" w:type="dxa"/>
-              <w:right w:w="100" w:type="dxa"/>
+              <w:top w:w="70" w:type="dxa"/>
+              <w:bottom w:w="70" w:type="dxa"/>
+              <w:left w:w="90" w:type="dxa"/>
+              <w:right w:w="90" w:type="dxa"/>
             </w:tcMar>
           </w:tcPr>
           <w:p>
@@ -7083,14 +7012,14 @@
         </w:tc>
         <w:tc>
           <w:tcPr>
-            <w:tcW w:type="dxa" w:w="1806"/>
+            <w:tcW w:type="dxa" w:w="2992"/>
             <w:vAlign w:val="center"/>
             <w:shd w:fill="F2F5F9"/>
             <w:tcMar>
-              <w:top w:w="80" w:type="dxa"/>
-              <w:bottom w:w="80" w:type="dxa"/>
-              <w:left w:w="100" w:type="dxa"/>
-              <w:right w:w="100" w:type="dxa"/>
+              <w:top w:w="70" w:type="dxa"/>
+              <w:bottom w:w="70" w:type="dxa"/>
+              <w:left w:w="90" w:type="dxa"/>
+              <w:right w:w="90" w:type="dxa"/>
             </w:tcMar>
           </w:tcPr>
           <w:p>
@@ -7115,14 +7044,14 @@
         </w:trPr>
         <w:tc>
           <w:tcPr>
-            <w:tcW w:type="dxa" w:w="1806"/>
+            <w:tcW w:type="dxa" w:w="2992"/>
             <w:vAlign w:val="center"/>
             <w:shd w:fill="FFFFFF"/>
             <w:tcMar>
-              <w:top w:w="80" w:type="dxa"/>
-              <w:bottom w:w="80" w:type="dxa"/>
-              <w:left w:w="100" w:type="dxa"/>
-              <w:right w:w="100" w:type="dxa"/>
+              <w:top w:w="70" w:type="dxa"/>
+              <w:bottom w:w="70" w:type="dxa"/>
+              <w:left w:w="90" w:type="dxa"/>
+              <w:right w:w="90" w:type="dxa"/>
             </w:tcMar>
           </w:tcPr>
           <w:p>
@@ -7142,14 +7071,14 @@
         </w:tc>
         <w:tc>
           <w:tcPr>
-            <w:tcW w:type="dxa" w:w="1806"/>
+            <w:tcW w:type="dxa" w:w="2992"/>
             <w:vAlign w:val="center"/>
             <w:shd w:fill="FFFFFF"/>
             <w:tcMar>
-              <w:top w:w="80" w:type="dxa"/>
-              <w:bottom w:w="80" w:type="dxa"/>
-              <w:left w:w="100" w:type="dxa"/>
-              <w:right w:w="100" w:type="dxa"/>
+              <w:top w:w="70" w:type="dxa"/>
+              <w:bottom w:w="70" w:type="dxa"/>
+              <w:left w:w="90" w:type="dxa"/>
+              <w:right w:w="90" w:type="dxa"/>
             </w:tcMar>
           </w:tcPr>
           <w:p>
@@ -7169,14 +7098,14 @@
         </w:tc>
         <w:tc>
           <w:tcPr>
-            <w:tcW w:type="dxa" w:w="1806"/>
+            <w:tcW w:type="dxa" w:w="2992"/>
             <w:vAlign w:val="center"/>
             <w:shd w:fill="FFFFFF"/>
             <w:tcMar>
-              <w:top w:w="80" w:type="dxa"/>
-              <w:bottom w:w="80" w:type="dxa"/>
-              <w:left w:w="100" w:type="dxa"/>
-              <w:right w:w="100" w:type="dxa"/>
+              <w:top w:w="70" w:type="dxa"/>
+              <w:bottom w:w="70" w:type="dxa"/>
+              <w:left w:w="90" w:type="dxa"/>
+              <w:right w:w="90" w:type="dxa"/>
             </w:tcMar>
           </w:tcPr>
           <w:p>
@@ -7196,14 +7125,14 @@
         </w:tc>
         <w:tc>
           <w:tcPr>
-            <w:tcW w:type="dxa" w:w="1806"/>
+            <w:tcW w:type="dxa" w:w="2992"/>
             <w:vAlign w:val="center"/>
             <w:shd w:fill="FFFFFF"/>
             <w:tcMar>
-              <w:top w:w="80" w:type="dxa"/>
-              <w:bottom w:w="80" w:type="dxa"/>
-              <w:left w:w="100" w:type="dxa"/>
-              <w:right w:w="100" w:type="dxa"/>
+              <w:top w:w="70" w:type="dxa"/>
+              <w:bottom w:w="70" w:type="dxa"/>
+              <w:left w:w="90" w:type="dxa"/>
+              <w:right w:w="90" w:type="dxa"/>
             </w:tcMar>
           </w:tcPr>
           <w:p>
@@ -7223,14 +7152,14 @@
         </w:tc>
         <w:tc>
           <w:tcPr>
-            <w:tcW w:type="dxa" w:w="1806"/>
+            <w:tcW w:type="dxa" w:w="2992"/>
             <w:vAlign w:val="center"/>
             <w:shd w:fill="FFFFFF"/>
             <w:tcMar>
-              <w:top w:w="80" w:type="dxa"/>
-              <w:bottom w:w="80" w:type="dxa"/>
-              <w:left w:w="100" w:type="dxa"/>
-              <w:right w:w="100" w:type="dxa"/>
+              <w:top w:w="70" w:type="dxa"/>
+              <w:bottom w:w="70" w:type="dxa"/>
+              <w:left w:w="90" w:type="dxa"/>
+              <w:right w:w="90" w:type="dxa"/>
             </w:tcMar>
           </w:tcPr>
           <w:p>
@@ -7252,7 +7181,7 @@
     </w:tbl>
     <w:p>
       <w:pPr>
-        <w:spacing w:after="120"/>
+        <w:spacing w:after="100"/>
       </w:pPr>
     </w:p>
     <w:p>
@@ -7338,17 +7267,17 @@
         <w:tblLook w:firstColumn="1" w:firstRow="1" w:lastColumn="0" w:lastRow="0" w:noHBand="0" w:noVBand="1" w:val="04A0"/>
       </w:tblPr>
       <w:tblGrid>
-        <w:gridCol w:w="9029"/>
+        <w:gridCol w:w="14962"/>
       </w:tblGrid>
       <w:tr>
         <w:tc>
           <w:tcPr>
-            <w:tcW w:type="dxa" w:w="9360"/>
+            <w:tcW w:type="dxa" w:w="14112"/>
             <w:shd w:fill="EEF4FB"/>
             <w:tcMar>
               <w:top w:w="120" w:type="dxa"/>
               <w:bottom w:w="120" w:type="dxa"/>
-              <w:left w:w="200" w:type="dxa"/>
+              <w:left w:w="180" w:type="dxa"/>
               <w:right w:w="150" w:type="dxa"/>
             </w:tcMar>
             <w:tcBorders>
@@ -7366,10 +7295,29 @@
               <w:rPr>
                 <w:rFonts w:ascii="Calibri" w:hAnsi="Calibri"/>
                 <w:i/>
-                <w:color w:val="1F3864"/>
-                <w:sz w:val="20"/>
+                <w:color w:val="262626"/>
+                <w:sz w:val="19"/>
               </w:rPr>
-              <w:t>Rincian metode &amp; strategi SCL lengkap serta integrasi teknologi bauran merujuk **Dok 032 §2-§3**.</w:t>
+              <w:t xml:space="preserve">Rincian metode &amp; strategi SCL lengkap serta integrasi teknologi bauran merujuk </w:t>
+            </w:r>
+            <w:r>
+              <w:rPr>
+                <w:rFonts w:ascii="Calibri" w:hAnsi="Calibri"/>
+                <w:b/>
+                <w:i/>
+                <w:color w:val="262626"/>
+                <w:sz w:val="19"/>
+              </w:rPr>
+              <w:t>Dok 032 §2-§3</w:t>
+            </w:r>
+            <w:r>
+              <w:rPr>
+                <w:rFonts w:ascii="Calibri" w:hAnsi="Calibri"/>
+                <w:i/>
+                <w:color w:val="262626"/>
+                <w:sz w:val="19"/>
+              </w:rPr>
+              <w:t>.</w:t>
             </w:r>
           </w:p>
         </w:tc>
@@ -7387,9 +7335,9 @@
       <w:r>
         <w:rPr>
           <w:color w:val="C8D2E1"/>
-          <w:sz w:val="16"/>
+          <w:sz w:val="14"/>
         </w:rPr>
-        <w:t>_________________________________________________________________________________</w:t>
+        <w:t>————————————————————————————————————————————————————————————————————————————————————————————————————————————————————————</w:t>
       </w:r>
     </w:p>
     <w:p>
@@ -7427,19 +7375,59 @@
       <w:r>
         <w:rPr>
           <w:color w:val="C8D2E1"/>
-          <w:sz w:val="16"/>
+          <w:sz w:val="14"/>
         </w:rPr>
-        <w:t>_________________________________________________________________________________</w:t>
+        <w:t>————————————————————————————————————————————————————————————————————————————————————————————————————————————————————————</w:t>
       </w:r>
     </w:p>
     <w:sectPr>
-      <w:pgSz w:w="11909" w:h="16834"/>
-      <w:pgMar w:top="1440" w:right="1440" w:bottom="1440" w:left="1440" w:header="720" w:footer="720" w:gutter="0"/>
+      <w:headerReference w:type="default" r:id="rId9"/>
+      <w:footerReference w:type="default" r:id="rId10"/>
+      <w:pgSz w:w="16834" w:h="11909" w:orient="landscape"/>
+      <w:pgMar w:top="936" w:right="936" w:bottom="936" w:left="936" w:header="720" w:footer="720" w:gutter="0"/>
       <w:cols w:space="720"/>
       <w:docGrid w:linePitch="360"/>
     </w:sectPr>
   </w:body>
 </w:document>
+</file>
+
+<file path=word/footer1.xml><?xml version="1.0" encoding="utf-8"?>
+<w:ftr xmlns:m="http://schemas.openxmlformats.org/officeDocument/2006/math" xmlns:mc="http://schemas.openxmlformats.org/markup-compatibility/2006" xmlns:mo="http://schemas.microsoft.com/office/mac/office/2008/main" xmlns:mv="urn:schemas-microsoft-com:mac:vml" xmlns:o="urn:schemas-microsoft-com:office:office" xmlns:r="http://schemas.openxmlformats.org/officeDocument/2006/relationships" xmlns:v="urn:schemas-microsoft-com:vml" xmlns:w10="urn:schemas-microsoft-com:office:word" xmlns:w14="http://schemas.microsoft.com/office/word/2010/wordml" xmlns:w="http://schemas.openxmlformats.org/wordprocessingml/2006/main" xmlns:wne="http://schemas.microsoft.com/office/word/2006/wordml" xmlns:wp14="http://schemas.microsoft.com/office/word/2010/wordprocessingDrawing" xmlns:wp="http://schemas.openxmlformats.org/drawingml/2006/wordprocessingDrawing" xmlns:wpc="http://schemas.microsoft.com/office/word/2010/wordprocessingCanvas" xmlns:wpg="http://schemas.microsoft.com/office/word/2010/wordprocessingGroup" xmlns:wpi="http://schemas.microsoft.com/office/word/2010/wordprocessingInk" xmlns:wps="http://schemas.microsoft.com/office/word/2010/wordprocessingShape" mc:Ignorable="w14 wp14">
+  <w:p>
+    <w:pPr>
+      <w:pStyle w:val="Footer"/>
+      <w:jc w:val="left"/>
+    </w:pPr>
+    <w:r>
+      <w:rPr>
+        <w:rFonts w:ascii="Calibri" w:hAnsi="Calibri"/>
+        <w:color w:val="646464"/>
+        <w:sz w:val="17"/>
+      </w:rPr>
+      <w:t>Buku Kurikulum KPT-OBE SISTEKIN 2026  |  FSTI Universitas Widyagama Malang</w:t>
+    </w:r>
+  </w:p>
+</w:ftr>
+</file>
+
+<file path=word/header1.xml><?xml version="1.0" encoding="utf-8"?>
+<w:hdr xmlns:m="http://schemas.openxmlformats.org/officeDocument/2006/math" xmlns:mc="http://schemas.openxmlformats.org/markup-compatibility/2006" xmlns:mo="http://schemas.microsoft.com/office/mac/office/2008/main" xmlns:mv="urn:schemas-microsoft-com:mac:vml" xmlns:o="urn:schemas-microsoft-com:office:office" xmlns:r="http://schemas.openxmlformats.org/officeDocument/2006/relationships" xmlns:v="urn:schemas-microsoft-com:vml" xmlns:w10="urn:schemas-microsoft-com:office:word" xmlns:w14="http://schemas.microsoft.com/office/word/2010/wordml" xmlns:w="http://schemas.openxmlformats.org/wordprocessingml/2006/main" xmlns:wne="http://schemas.microsoft.com/office/word/2006/wordml" xmlns:wp14="http://schemas.microsoft.com/office/word/2010/wordprocessingDrawing" xmlns:wp="http://schemas.openxmlformats.org/drawingml/2006/wordprocessingDrawing" xmlns:wpc="http://schemas.microsoft.com/office/word/2010/wordprocessingCanvas" xmlns:wpg="http://schemas.microsoft.com/office/word/2010/wordprocessingGroup" xmlns:wpi="http://schemas.microsoft.com/office/word/2010/wordprocessingInk" xmlns:wps="http://schemas.microsoft.com/office/word/2010/wordprocessingShape" mc:Ignorable="w14 wp14">
+  <w:p>
+    <w:pPr>
+      <w:pStyle w:val="Header"/>
+      <w:jc w:val="right"/>
+    </w:pPr>
+    <w:r>
+      <w:rPr>
+        <w:rFonts w:ascii="Calibri" w:hAnsi="Calibri"/>
+        <w:color w:val="646464"/>
+        <w:sz w:val="17"/>
+      </w:rPr>
+      <w:t>PROGRAM STUDI SISTEM DAN TEKNOLOGI INFORMASI (SISTEKIN) — FSTI UWG</w:t>
+    </w:r>
+  </w:p>
+</w:hdr>
 </file>
 
 <file path=word/numbering.xml><?xml version="1.0" encoding="utf-8"?>
